--- a/交付成果/第三轮修订版/第三轮4周版/读书会19_戒定慧三学_4周资料包（第三版修订）/Word版/第1周_三学总说与戒学（一）_主持人版.docx
+++ b/交付成果/第三轮修订版/第三轮4周版/读书会19_戒定慧三学_4周资料包（第三版修订）/Word版/第1周_三学总说与戒学（一）_主持人版.docx
@@ -17026,6 +17026,231 @@
           <w:b w:val="0"/>
         </w:rPr>
         <w:t>&lt;!--EXT_READ--&gt;</w:t>
+      </w:r>
+    </w:p>
+    <w:p>
+      <w:r>
+        <w:rPr>
+          <w:b/>
+          <w:color w:val="1F3864"/>
+          <w:sz w:val="26"/>
+        </w:rPr>
+        <w:t>🖼 课件原图（源 PDF 渲染·供投屏）</w:t>
+      </w:r>
+    </w:p>
+    <w:p>
+      <w:pPr>
+        <w:ind w:left="170"/>
+        <w:pBdr>
+          <w:left w:val="single" w:sz="18" w:space="4" w:color="1F3864"/>
+        </w:pBdr>
+        <w:shd w:val="clear" w:fill="F2F5FA"/>
+      </w:pPr>
+      <w:r>
+        <w:rPr>
+          <w:b w:val="0"/>
+        </w:rPr>
+        <w:t>下列图片为正文标注「图形页／无法逐字提取／图版」处对应的</w:t>
+      </w:r>
+      <w:r>
+        <w:rPr>
+          <w:b/>
+        </w:rPr>
+        <w:t>源课件整页渲染</w:t>
+      </w:r>
+      <w:r>
+        <w:rPr>
+          <w:b w:val="0"/>
+        </w:rPr>
+        <w:t>（自知识库媒体导出后 pymupdf 渲染，最大宽约 1200px），供投屏或板书对照；每页标注源材料与页码。共读原文文字未改。</w:t>
+      </w:r>
+    </w:p>
+    <w:p>
+      <w:r>
+        <w:rPr>
+          <w:b/>
+        </w:rPr>
+        <w:t>《2025五月包容寺短期出家修习营01-如来禅修学体系简介》</w:t>
+      </w:r>
+      <w:r>
+        <w:rPr>
+          <w:b w:val="0"/>
+        </w:rPr>
+        <w:t>（源 PDF 共渲染 10 页）：</w:t>
+      </w:r>
+    </w:p>
+    <w:p>
+      <w:r>
+        <w:rPr>
+          <w:b w:val="0"/>
+        </w:rPr>
+        <w:t>![课件原图·2025五月包容寺短期出家修习营01-如来禅修学体系简介·第1页](课件原图/课件原图_22831605_p01.png)</w:t>
+      </w:r>
+    </w:p>
+    <w:p>
+      <w:r>
+        <w:rPr>
+          <w:b w:val="0"/>
+        </w:rPr>
+        <w:t>![课件原图·2025五月包容寺短期出家修习营01-如来禅修学体系简介·第2页](课件原图/课件原图_22831605_p02.png)</w:t>
+      </w:r>
+    </w:p>
+    <w:p>
+      <w:r>
+        <w:rPr>
+          <w:b w:val="0"/>
+        </w:rPr>
+        <w:t>![课件原图·2025五月包容寺短期出家修习营01-如来禅修学体系简介·第3页](课件原图/课件原图_22831605_p03.png)</w:t>
+      </w:r>
+    </w:p>
+    <w:p>
+      <w:r>
+        <w:rPr>
+          <w:b w:val="0"/>
+        </w:rPr>
+        <w:t>![课件原图·2025五月包容寺短期出家修习营01-如来禅修学体系简介·第4页](课件原图/课件原图_22831605_p04.png)</w:t>
+      </w:r>
+    </w:p>
+    <w:p>
+      <w:r>
+        <w:rPr>
+          <w:b w:val="0"/>
+        </w:rPr>
+        <w:t>![课件原图·2025五月包容寺短期出家修习营01-如来禅修学体系简介·第5页](课件原图/课件原图_22831605_p05.png)</w:t>
+      </w:r>
+    </w:p>
+    <w:p>
+      <w:r>
+        <w:rPr>
+          <w:b w:val="0"/>
+        </w:rPr>
+        <w:t>![课件原图·2025五月包容寺短期出家修习营01-如来禅修学体系简介·第6页](课件原图/课件原图_22831605_p06.png)</w:t>
+      </w:r>
+    </w:p>
+    <w:p>
+      <w:r>
+        <w:rPr>
+          <w:b w:val="0"/>
+        </w:rPr>
+        <w:t>![课件原图·2025五月包容寺短期出家修习营01-如来禅修学体系简介·第7页](课件原图/课件原图_22831605_p07.png)</w:t>
+      </w:r>
+    </w:p>
+    <w:p>
+      <w:r>
+        <w:rPr>
+          <w:b w:val="0"/>
+        </w:rPr>
+        <w:t>![课件原图·2025五月包容寺短期出家修习营01-如来禅修学体系简介·第8页](课件原图/课件原图_22831605_p08.png)</w:t>
+      </w:r>
+    </w:p>
+    <w:p>
+      <w:r>
+        <w:rPr>
+          <w:b w:val="0"/>
+        </w:rPr>
+        <w:t>![课件原图·2025五月包容寺短期出家修习营01-如来禅修学体系简介·第9页](课件原图/课件原图_22831605_p09.png)</w:t>
+      </w:r>
+    </w:p>
+    <w:p>
+      <w:r>
+        <w:rPr>
+          <w:b w:val="0"/>
+        </w:rPr>
+        <w:t>![课件原图·2025五月包容寺短期出家修习营01-如来禅修学体系简介·第10页](课件原图/课件原图_22831605_p10.png)</w:t>
+      </w:r>
+    </w:p>
+    <w:p>
+      <w:r>
+        <w:rPr>
+          <w:b/>
+        </w:rPr>
+        <w:t>《如来禅修学体系69-摄心所分别22-信2》</w:t>
+      </w:r>
+      <w:r>
+        <w:rPr>
+          <w:b w:val="0"/>
+        </w:rPr>
+        <w:t>（源 PDF 共渲染 10 页）：</w:t>
+      </w:r>
+    </w:p>
+    <w:p>
+      <w:r>
+        <w:rPr>
+          <w:b w:val="0"/>
+        </w:rPr>
+        <w:t>![课件原图·如来禅修学体系69-摄心所分别22-信2·第1页](课件原图/课件原图_22831605_p01.png)</w:t>
+      </w:r>
+    </w:p>
+    <w:p>
+      <w:r>
+        <w:rPr>
+          <w:b w:val="0"/>
+        </w:rPr>
+        <w:t>![课件原图·如来禅修学体系69-摄心所分别22-信2·第2页](课件原图/课件原图_22831605_p02.png)</w:t>
+      </w:r>
+    </w:p>
+    <w:p>
+      <w:r>
+        <w:rPr>
+          <w:b w:val="0"/>
+        </w:rPr>
+        <w:t>![课件原图·如来禅修学体系69-摄心所分别22-信2·第3页](课件原图/课件原图_22831605_p03.png)</w:t>
+      </w:r>
+    </w:p>
+    <w:p>
+      <w:r>
+        <w:rPr>
+          <w:b w:val="0"/>
+        </w:rPr>
+        <w:t>![课件原图·如来禅修学体系69-摄心所分别22-信2·第4页](课件原图/课件原图_22831605_p04.png)</w:t>
+      </w:r>
+    </w:p>
+    <w:p>
+      <w:r>
+        <w:rPr>
+          <w:b w:val="0"/>
+        </w:rPr>
+        <w:t>![课件原图·如来禅修学体系69-摄心所分别22-信2·第5页](课件原图/课件原图_22831605_p05.png)</w:t>
+      </w:r>
+    </w:p>
+    <w:p>
+      <w:r>
+        <w:rPr>
+          <w:b w:val="0"/>
+        </w:rPr>
+        <w:t>![课件原图·如来禅修学体系69-摄心所分别22-信2·第6页](课件原图/课件原图_22831605_p06.png)</w:t>
+      </w:r>
+    </w:p>
+    <w:p>
+      <w:r>
+        <w:rPr>
+          <w:b w:val="0"/>
+        </w:rPr>
+        <w:t>![课件原图·如来禅修学体系69-摄心所分别22-信2·第7页](课件原图/课件原图_22831605_p07.png)</w:t>
+      </w:r>
+    </w:p>
+    <w:p>
+      <w:r>
+        <w:rPr>
+          <w:b w:val="0"/>
+        </w:rPr>
+        <w:t>![课件原图·如来禅修学体系69-摄心所分别22-信2·第8页](课件原图/课件原图_22831605_p08.png)</w:t>
+      </w:r>
+    </w:p>
+    <w:p>
+      <w:r>
+        <w:rPr>
+          <w:b w:val="0"/>
+        </w:rPr>
+        <w:t>![课件原图·如来禅修学体系69-摄心所分别22-信2·第9页](课件原图/课件原图_22831605_p09.png)</w:t>
+      </w:r>
+    </w:p>
+    <w:p>
+      <w:r>
+        <w:rPr>
+          <w:b w:val="0"/>
+        </w:rPr>
+        <w:t>![课件原图·如来禅修学体系69-摄心所分别22-信2·第10页](课件原图/课件原图_22831605_p10.png)</w:t>
       </w:r>
     </w:p>
     <w:sectPr>

--- a/交付成果/第三轮修订版/第三轮4周版/读书会19_戒定慧三学_4周资料包（第三版修订）/Word版/第1周_三学总说与戒学（一）_主持人版.docx
+++ b/交付成果/第三轮修订版/第三轮4周版/读书会19_戒定慧三学_4周资料包（第三版修订）/Word版/第1周_三学总说与戒学（一）_主持人版.docx
@@ -17050,207 +17050,328 @@
         <w:rPr>
           <w:b w:val="0"/>
         </w:rPr>
-        <w:t>下列图片为正文标注「图形页／无法逐字提取／图版」处对应的</w:t>
+        <w:t>下列图片为</w:t>
       </w:r>
       <w:r>
         <w:rPr>
           <w:b/>
         </w:rPr>
-        <w:t>源课件整页渲染</w:t>
-      </w:r>
-      <w:r>
-        <w:rPr>
-          <w:b w:val="0"/>
-        </w:rPr>
-        <w:t>（自知识库媒体导出后 pymupdf 渲染，最大宽约 1200px），供投屏或板书对照；每页标注源材料与页码。共读原文文字未改。</w:t>
-      </w:r>
-    </w:p>
-    <w:p>
+        <w:t>方案B（精简渲染）</w:t>
+      </w:r>
+      <w:r>
+        <w:rPr>
+          <w:b w:val="0"/>
+        </w:rPr>
+        <w:t>：每册先出「拼版总图」（整册缩略，供目视定位），再列出</w:t>
+      </w:r>
       <w:r>
         <w:rPr>
           <w:b/>
         </w:rPr>
-        <w:t>《2025五月包容寺短期出家修习营01-如来禅修学体系简介》</w:t>
-      </w:r>
-      <w:r>
-        <w:rPr>
-          <w:b w:val="0"/>
-        </w:rPr>
-        <w:t>（源 PDF 共渲染 10 页）：</w:t>
-      </w:r>
-    </w:p>
-    <w:p>
-      <w:r>
-        <w:rPr>
-          <w:b w:val="0"/>
-        </w:rPr>
-        <w:t>![课件原图·2025五月包容寺短期出家修习营01-如来禅修学体系简介·第1页](课件原图/课件原图_22831605_p01.png)</w:t>
-      </w:r>
-    </w:p>
-    <w:p>
-      <w:r>
-        <w:rPr>
-          <w:b w:val="0"/>
-        </w:rPr>
-        <w:t>![课件原图·2025五月包容寺短期出家修习营01-如来禅修学体系简介·第2页](课件原图/课件原图_22831605_p02.png)</w:t>
-      </w:r>
-    </w:p>
-    <w:p>
-      <w:r>
-        <w:rPr>
-          <w:b w:val="0"/>
-        </w:rPr>
-        <w:t>![课件原图·2025五月包容寺短期出家修习营01-如来禅修学体系简介·第3页](课件原图/课件原图_22831605_p03.png)</w:t>
-      </w:r>
-    </w:p>
-    <w:p>
-      <w:r>
-        <w:rPr>
-          <w:b w:val="0"/>
-        </w:rPr>
-        <w:t>![课件原图·2025五月包容寺短期出家修习营01-如来禅修学体系简介·第4页](课件原图/课件原图_22831605_p04.png)</w:t>
-      </w:r>
-    </w:p>
-    <w:p>
-      <w:r>
-        <w:rPr>
-          <w:b w:val="0"/>
-        </w:rPr>
-        <w:t>![课件原图·2025五月包容寺短期出家修习营01-如来禅修学体系简介·第5页](课件原图/课件原图_22831605_p05.png)</w:t>
-      </w:r>
-    </w:p>
-    <w:p>
-      <w:r>
-        <w:rPr>
-          <w:b w:val="0"/>
-        </w:rPr>
-        <w:t>![课件原图·2025五月包容寺短期出家修习营01-如来禅修学体系简介·第6页](课件原图/课件原图_22831605_p06.png)</w:t>
-      </w:r>
-    </w:p>
-    <w:p>
-      <w:r>
-        <w:rPr>
-          <w:b w:val="0"/>
-        </w:rPr>
-        <w:t>![课件原图·2025五月包容寺短期出家修习营01-如来禅修学体系简介·第7页](课件原图/课件原图_22831605_p07.png)</w:t>
-      </w:r>
-    </w:p>
-    <w:p>
-      <w:r>
-        <w:rPr>
-          <w:b w:val="0"/>
-        </w:rPr>
-        <w:t>![课件原图·2025五月包容寺短期出家修习营01-如来禅修学体系简介·第8页](课件原图/课件原图_22831605_p08.png)</w:t>
-      </w:r>
-    </w:p>
-    <w:p>
-      <w:r>
-        <w:rPr>
-          <w:b w:val="0"/>
-        </w:rPr>
-        <w:t>![课件原图·2025五月包容寺短期出家修习营01-如来禅修学体系简介·第9页](课件原图/课件原图_22831605_p09.png)</w:t>
-      </w:r>
-    </w:p>
-    <w:p>
-      <w:r>
-        <w:rPr>
-          <w:b w:val="0"/>
-        </w:rPr>
-        <w:t>![课件原图·2025五月包容寺短期出家修习营01-如来禅修学体系简介·第10页](课件原图/课件原图_22831605_p10.png)</w:t>
-      </w:r>
-    </w:p>
-    <w:p>
+        <w:t>目视定位所得</w:t>
+      </w:r>
+      <w:r>
+        <w:rPr>
+          <w:b w:val="0"/>
+        </w:rPr>
+        <w:t>的图形页（含表格／结构图／流程图／示意图／思维导图／照片等非纯文字页，每册≤12页）。源 PDF 自知识库媒体导出后经 pymupdf 逐页渲染，拼版缩略拼贴生成，供投屏或板书对照；每页标注源材料与页码。</w:t>
+      </w:r>
       <w:r>
         <w:rPr>
           <w:b/>
         </w:rPr>
-        <w:t>《如来禅修学体系69-摄心所分别22-信2》</w:t>
-      </w:r>
-      <w:r>
-        <w:rPr>
-          <w:b w:val="0"/>
-        </w:rPr>
-        <w:t>（源 PDF 共渲染 10 页）：</w:t>
-      </w:r>
-    </w:p>
-    <w:p>
-      <w:r>
-        <w:rPr>
-          <w:b w:val="0"/>
-        </w:rPr>
-        <w:t>![课件原图·如来禅修学体系69-摄心所分别22-信2·第1页](课件原图/课件原图_22831605_p01.png)</w:t>
-      </w:r>
-    </w:p>
-    <w:p>
-      <w:r>
-        <w:rPr>
-          <w:b w:val="0"/>
-        </w:rPr>
-        <w:t>![课件原图·如来禅修学体系69-摄心所分别22-信2·第2页](课件原图/课件原图_22831605_p02.png)</w:t>
-      </w:r>
-    </w:p>
-    <w:p>
-      <w:r>
-        <w:rPr>
-          <w:b w:val="0"/>
-        </w:rPr>
-        <w:t>![课件原图·如来禅修学体系69-摄心所分别22-信2·第3页](课件原图/课件原图_22831605_p03.png)</w:t>
-      </w:r>
-    </w:p>
-    <w:p>
-      <w:r>
-        <w:rPr>
-          <w:b w:val="0"/>
-        </w:rPr>
-        <w:t>![课件原图·如来禅修学体系69-摄心所分别22-信2·第4页](课件原图/课件原图_22831605_p04.png)</w:t>
-      </w:r>
-    </w:p>
-    <w:p>
-      <w:r>
-        <w:rPr>
-          <w:b w:val="0"/>
-        </w:rPr>
-        <w:t>![课件原图·如来禅修学体系69-摄心所分别22-信2·第5页](课件原图/课件原图_22831605_p05.png)</w:t>
-      </w:r>
-    </w:p>
-    <w:p>
-      <w:r>
-        <w:rPr>
-          <w:b w:val="0"/>
-        </w:rPr>
-        <w:t>![课件原图·如来禅修学体系69-摄心所分别22-信2·第6页](课件原图/课件原图_22831605_p06.png)</w:t>
-      </w:r>
-    </w:p>
-    <w:p>
-      <w:r>
-        <w:rPr>
-          <w:b w:val="0"/>
-        </w:rPr>
-        <w:t>![课件原图·如来禅修学体系69-摄心所分别22-信2·第7页](课件原图/课件原图_22831605_p07.png)</w:t>
-      </w:r>
-    </w:p>
-    <w:p>
-      <w:r>
-        <w:rPr>
-          <w:b w:val="0"/>
-        </w:rPr>
-        <w:t>![课件原图·如来禅修学体系69-摄心所分别22-信2·第8页](课件原图/课件原图_22831605_p08.png)</w:t>
-      </w:r>
-    </w:p>
-    <w:p>
-      <w:r>
-        <w:rPr>
-          <w:b w:val="0"/>
-        </w:rPr>
-        <w:t>![课件原图·如来禅修学体系69-摄心所分别22-信2·第9页](课件原图/课件原图_22831605_p09.png)</w:t>
-      </w:r>
-    </w:p>
-    <w:p>
-      <w:r>
-        <w:rPr>
-          <w:b w:val="0"/>
-        </w:rPr>
-        <w:t>![课件原图·如来禅修学体系69-摄心所分别22-信2·第10页](课件原图/课件原图_22831605_p10.png)</w:t>
+        <w:t>《共读原文》文字一字未改。</w:t>
+      </w:r>
+    </w:p>
+    <w:p>
+      <w:r>
+        <w:rPr>
+          <w:b/>
+        </w:rPr>
+        <w:t>拼版总图（整册缩略·目视定位用）</w:t>
+      </w:r>
+    </w:p>
+    <w:p>
+      <w:pPr>
+        <w:pStyle w:val="ListBullet"/>
+      </w:pPr>
+      <w:r>
+        <w:rPr>
+          <w:b w:val="0"/>
+        </w:rPr>
+        <w:t>《2025五月包容寺短期出家修习营01-如来禅修学体系简介（课件）》：![拼版总图·《2025五月包容寺短期出家修习营01-如来禅修学体系简介（课件）》](课件原图/拼版_e9bf9df2.png)</w:t>
+      </w:r>
+    </w:p>
+    <w:p>
+      <w:pPr>
+        <w:pStyle w:val="ListBullet"/>
+      </w:pPr>
+      <w:r>
+        <w:rPr>
+          <w:b w:val="0"/>
+        </w:rPr>
+        <w:t>《如来禅修学体系69-摄心所分别22-信2（课件）》：![拼版总图·《如来禅修学体系69-摄心所分别22-信2（课件）》](课件原图/拼版_a959a956.png)</w:t>
+      </w:r>
+    </w:p>
+    <w:p>
+      <w:pPr>
+        <w:pStyle w:val="ListBullet"/>
+      </w:pPr>
+      <w:r>
+        <w:rPr>
+          <w:b w:val="0"/>
+        </w:rPr>
+        <w:t>《清净之道》讲要（上）·说戒品（玛欣德尊者）：![拼版总图·《清净之道》讲要（上）·说戒品（玛欣德尊者）](课件原图/拼版_169df4fe.png)</w:t>
+      </w:r>
+    </w:p>
+    <w:p>
+      <w:pPr>
+        <w:pStyle w:val="ListBullet"/>
+      </w:pPr>
+      <w:r>
+        <w:rPr>
+          <w:b w:val="0"/>
+        </w:rPr>
+        <w:t>《帕奥禅师佛学问答整理》（PDF问答）：![拼版总图·《帕奥禅师佛学问答整理》（PDF问答）](课件原图/拼版_36ebf5ef.png)</w:t>
+      </w:r>
+    </w:p>
+    <w:p>
+      <w:pPr>
+        <w:pStyle w:val="ListBullet"/>
+      </w:pPr>
+      <w:r>
+        <w:rPr>
+          <w:b w:val="0"/>
+        </w:rPr>
+        <w:t>《修学入门.pdf》（学处篇·在家戒受持与功德）：![拼版总图·《修学入门.pdf》（学处篇·在家戒受持与功德）](课件原图/拼版_0e535356.png)</w:t>
+      </w:r>
+    </w:p>
+    <w:p>
+      <w:pPr>
+        <w:pStyle w:val="ListBullet"/>
+      </w:pPr>
+      <w:r>
+        <w:rPr>
+          <w:b w:val="0"/>
+        </w:rPr>
+        <w:t>《清净道论》第一品〈说戒品〉（觉音论师造）：![拼版总图·《清净道论》第一品〈说戒品〉（觉音论师造）](课件原图/拼版_570f7cc3.png)</w:t>
+      </w:r>
+    </w:p>
+    <w:p>
+      <w:r>
+        <w:rPr>
+          <w:b/>
+        </w:rPr>
+        <w:t>图形页（目视定位所得）</w:t>
+      </w:r>
+    </w:p>
+    <w:p>
+      <w:pPr>
+        <w:pStyle w:val="ListBullet"/>
+      </w:pPr>
+      <w:r>
+        <w:rPr>
+          <w:b w:val="0"/>
+        </w:rPr>
+        <w:t>《2025五月包容寺短期出家修习营01-如来禅修学体系简介（课件）》第1页（封面·佛像照片）：![课件原图·《2025五月包容寺短期出家修习营01-如来禅修学体系简介（课件）》·第1页](课件原图/课件原图_e9bf9df2_p01.png)</w:t>
+      </w:r>
+    </w:p>
+    <w:p>
+      <w:pPr>
+        <w:pStyle w:val="ListBullet"/>
+      </w:pPr>
+      <w:r>
+        <w:rPr>
+          <w:b w:val="0"/>
+        </w:rPr>
+        <w:t>《2025五月包容寺短期出家修习营01-如来禅修学体系简介（课件）》第2页（礼敬佛陀·佛像照片）：![课件原图·《2025五月包容寺短期出家修习营01-如来禅修学体系简介（课件）》·第2页](课件原图/课件原图_e9bf9df2_p02.png)</w:t>
+      </w:r>
+    </w:p>
+    <w:p>
+      <w:pPr>
+        <w:pStyle w:val="ListBullet"/>
+      </w:pPr>
+      <w:r>
+        <w:rPr>
+          <w:b w:val="0"/>
+        </w:rPr>
+        <w:t>《2025五月包容寺短期出家修习营01-如来禅修学体系简介（课件）》第3页（「何谓如来」结构图（层级文本框））：![课件原图·《2025五月包容寺短期出家修习营01-如来禅修学体系简介（课件）》·第3页](课件原图/课件原图_e9bf9df2_p03.png)</w:t>
+      </w:r>
+    </w:p>
+    <w:p>
+      <w:pPr>
+        <w:pStyle w:val="ListBullet"/>
+      </w:pPr>
+      <w:r>
+        <w:rPr>
+          <w:b w:val="0"/>
+        </w:rPr>
+        <w:t>《2025五月包容寺短期出家修习营01-如来禅修学体系简介（课件）》第4页（「唯一之道」表格＋佛塔结构图（三学／七清净／十六观智对照））：![课件原图·《2025五月包容寺短期出家修习营01-如来禅修学体系简介（课件）》·第4页](课件原图/课件原图_e9bf9df2_p04.png)</w:t>
+      </w:r>
+    </w:p>
+    <w:p>
+      <w:pPr>
+        <w:pStyle w:val="ListBullet"/>
+      </w:pPr>
+      <w:r>
+        <w:rPr>
+          <w:b w:val="0"/>
+        </w:rPr>
+        <w:t>《2025五月包容寺短期出家修习营01-如来禅修学体系简介（课件）》第5页（佛塔示意图（修行阶次））：![课件原图·《2025五月包容寺短期出家修习营01-如来禅修学体系简介（课件）》·第5页](课件原图/课件原图_e9bf9df2_p05.png)</w:t>
+      </w:r>
+    </w:p>
+    <w:p>
+      <w:pPr>
+        <w:pStyle w:val="ListBullet"/>
+      </w:pPr>
+      <w:r>
+        <w:rPr>
+          <w:b w:val="0"/>
+        </w:rPr>
+        <w:t>《2025五月包容寺短期出家修习营01-如来禅修学体系简介（课件）》第8页（心相续流流程图）：![课件原图·《2025五月包容寺短期出家修习营01-如来禅修学体系简介（课件）》·第8页](课件原图/课件原图_e9bf9df2_p08.png)</w:t>
+      </w:r>
+    </w:p>
+    <w:p>
+      <w:pPr>
+        <w:pStyle w:val="ListBullet"/>
+      </w:pPr>
+      <w:r>
+        <w:rPr>
+          <w:b w:val="0"/>
+        </w:rPr>
+        <w:t>《2025五月包容寺短期出家修习营01-如来禅修学体系简介（课件）》第9页（三栏多语言对照表）：![课件原图·《2025五月包容寺短期出家修习营01-如来禅修学体系简介（课件）》·第9页](课件原图/课件原图_e9bf9df2_p09.png)</w:t>
+      </w:r>
+    </w:p>
+    <w:p>
+      <w:pPr>
+        <w:pStyle w:val="ListBullet"/>
+      </w:pPr>
+      <w:r>
+        <w:rPr>
+          <w:b w:val="0"/>
+        </w:rPr>
+        <w:t>《2025五月包容寺短期出家修习营01-如来禅修学体系简介（课件）》第12页（回向·佛像照片）：![课件原图·《2025五月包容寺短期出家修习营01-如来禅修学体系简介（课件）》·第12页](课件原图/课件原图_e9bf9df2_p12.png)</w:t>
+      </w:r>
+    </w:p>
+    <w:p>
+      <w:pPr>
+        <w:pStyle w:val="ListBullet"/>
+      </w:pPr>
+      <w:r>
+        <w:rPr>
+          <w:b w:val="0"/>
+        </w:rPr>
+        <w:t>《如来禅修学体系69-摄心所分别22-信2（课件）》第1页（封面·佛像照片）：![课件原图·《如来禅修学体系69-摄心所分别22-信2（课件）》·第1页](课件原图/课件原图_a959a956_p01.png)</w:t>
+      </w:r>
+    </w:p>
+    <w:p>
+      <w:pPr>
+        <w:pStyle w:val="ListBullet"/>
+      </w:pPr>
+      <w:r>
+        <w:rPr>
+          <w:b w:val="0"/>
+        </w:rPr>
+        <w:t>《如来禅修学体系69-摄心所分别22-信2（课件）》第2页（礼敬佛陀页）：![课件原图·《如来禅修学体系69-摄心所分别22-信2（课件）》·第2页](课件原图/课件原图_a959a956_p02.png)</w:t>
+      </w:r>
+    </w:p>
+    <w:p>
+      <w:pPr>
+        <w:pStyle w:val="ListBullet"/>
+      </w:pPr>
+      <w:r>
+        <w:rPr>
+          <w:b w:val="0"/>
+        </w:rPr>
+        <w:t>《如来禅修学体系69-摄心所分别22-信2（课件）》第3页（「信 saddhā」层级结构图）：![课件原图·《如来禅修学体系69-摄心所分别22-信2（课件）》·第3页](课件原图/课件原图_a959a956_p03.png)</w:t>
+      </w:r>
+    </w:p>
+    <w:p>
+      <w:pPr>
+        <w:pStyle w:val="ListBullet"/>
+      </w:pPr>
+      <w:r>
+        <w:rPr>
+          <w:b w:val="0"/>
+        </w:rPr>
+        <w:t>《如来禅修学体系69-摄心所分别22-信2（课件）》第4页（比喻示意图（信如手／财富／种子）＋插画）：![课件原图·《如来禅修学体系69-摄心所分别22-信2（课件）》·第4页](课件原图/课件原图_a959a956_p04.png)</w:t>
+      </w:r>
+    </w:p>
+    <w:p>
+      <w:pPr>
+        <w:pStyle w:val="ListBullet"/>
+      </w:pPr>
+      <w:r>
+        <w:rPr>
+          <w:b w:val="0"/>
+        </w:rPr>
+        <w:t>《如来禅修学体系69-摄心所分别22-信2（课件）》第5页（戒定慧三学表格＋佛塔结构图（戒·定·慧次第））：![课件原图·《如来禅修学体系69-摄心所分别22-信2（课件）》·第5页](课件原图/课件原图_a959a956_p05.png)</w:t>
+      </w:r>
+    </w:p>
+    <w:p>
+      <w:pPr>
+        <w:pStyle w:val="ListBullet"/>
+      </w:pPr>
+      <w:r>
+        <w:rPr>
+          <w:b w:val="0"/>
+        </w:rPr>
+        <w:t>《如来禅修学体系69-摄心所分别22-信2（课件）》第9页（回向·佛像照片）：![课件原图·《如来禅修学体系69-摄心所分别22-信2（课件）》·第9页](课件原图/课件原图_a959a956_p09.png)</w:t>
+      </w:r>
+    </w:p>
+    <w:p>
+      <w:pPr>
+        <w:pStyle w:val="ListBullet"/>
+      </w:pPr>
+      <w:r>
+        <w:rPr>
+          <w:b w:val="0"/>
+        </w:rPr>
+        <w:t>《清净之道》讲要（上）·说戒品（玛欣德尊者）第1页（封面（菩提叶脉图））：![课件原图·《清净之道》讲要（上）·说戒品（玛欣德尊者）·第1页](课件原图/课件原图_169df4fe_p01.png)</w:t>
+      </w:r>
+    </w:p>
+    <w:p>
+      <w:pPr>
+        <w:pStyle w:val="ListBullet"/>
+      </w:pPr>
+      <w:r>
+        <w:rPr>
+          <w:b w:val="0"/>
+        </w:rPr>
+        <w:t>《清净之道》讲要（上）·说戒品（玛欣德尊者）第5页（演讲照片＋课程目录）：![课件原图·《清净之道》讲要（上）·说戒品（玛欣德尊者）·第5页](课件原图/课件原图_169df4fe_p05.png)</w:t>
+      </w:r>
+    </w:p>
+    <w:p>
+      <w:pPr>
+        <w:pStyle w:val="ListBullet"/>
+      </w:pPr>
+      <w:r>
+        <w:rPr>
+          <w:b w:val="0"/>
+        </w:rPr>
+        <w:t>《帕奥禅师佛学问答整理》（PDF问答）（本册为文字页，无图形页）</w:t>
+      </w:r>
+    </w:p>
+    <w:p>
+      <w:pPr>
+        <w:pStyle w:val="ListBullet"/>
+      </w:pPr>
+      <w:r>
+        <w:rPr>
+          <w:b w:val="0"/>
+        </w:rPr>
+        <w:t>《修学入门.pdf》（学处篇·在家戒受持与功德）（本册为文字页，无图形页）</w:t>
+      </w:r>
+    </w:p>
+    <w:p>
+      <w:pPr>
+        <w:pStyle w:val="ListBullet"/>
+      </w:pPr>
+      <w:r>
+        <w:rPr>
+          <w:b w:val="0"/>
+        </w:rPr>
+        <w:t>《清净道论》第一品〈说戒品〉（觉音论师造）（本册为文字页，无图形页）</w:t>
       </w:r>
     </w:p>
     <w:sectPr>

--- a/交付成果/第三轮修订版/第三轮4周版/读书会19_戒定慧三学_4周资料包（第三版修订）/Word版/第1周_三学总说与戒学（一）_主持人版.docx
+++ b/交付成果/第三轮修订版/第三轮4周版/读书会19_戒定慧三学_4周资料包（第三版修订）/Word版/第1周_三学总说与戒学（一）_主持人版.docx
@@ -6206,7 +6206,7 @@
         <w:rPr>
           <w:b w:val="0"/>
         </w:rPr>
-        <w:t>[00:00:31.340] 也讲到了修行呢，它有啊三个层次，也就是佛陀讲的谢定慧三学对吧。啊，它是按次第啊见次来的。啊世界呢啊是。对治这个违犯违犯性的烦恼，就是表现在牲口上的那些危害性的烦恼。我们通过此戒啊，来去政府。那对于困扰性的烦恼呢，我们要修订，呃，注意在这个。云色流里面潜藏的这种潜伏性的烦恼呢，然后必须通过修观智啊，用慧来去诊断断。</w:t>
+        <w:t>[00:00:31.340] 也讲到了修行呢，它有啊三个层次，也就是佛陀讲的戒定慧三学对吧。啊，它是按次第啊见次来的。啊世界呢啊是。对治这个违犯违犯性的烦恼，就是表现在牲口上的那些危害性的烦恼。我们通过此戒啊，来去政府。那对于困扰性的烦恼呢，我们要修订，呃，注意在这个。名色流里面潜藏的这种潜伏性的烦恼呢，然后必须通过修观智啊，用慧来去彻底断。</w:t>
       </w:r>
     </w:p>
     <w:p>
@@ -6265,7 +6265,7 @@
         <w:rPr>
           <w:b w:val="0"/>
         </w:rPr>
-        <w:t>[00:02:00.820] 一个就是民法，民法就是精神的这些法啊，就是心理活动的这些法，在佛教里面称为叫民法。再一个是色法。色法就是物质啊，其实物质性的这些法类呢，称为叫色法。</w:t>
+        <w:t>[00:02:00.820] 一个就是名法，名法就是精神的这些法啊，就是心理活动的这些法，在佛教里面称为叫名法。再一个是色法。色法就是物质啊，其实物质性的这些法类呢，称为叫色法。</w:t>
       </w:r>
     </w:p>
     <w:p>
@@ -6280,7 +6280,7 @@
         <w:rPr>
           <w:b w:val="0"/>
         </w:rPr>
-        <w:t>[00:02:20.860] 啊第三个呢，就是业。啊啊就是我们无时不刻呢不在业的感果当中，又无时不刻呢不在造业。啊。那第四个呢，就是我们的睡眠烦恼。那么主要的因缘呢，它就是在这个东西组合的哦，然后他们之间呢。我们讲唯心主义呢，他讲说啊，这个物质精神决定一切嘛，那就只有民法，其他都是假的，都是新造出来的。那其实真正的佛教不是这样定义的，</w:t>
+        <w:t>[00:02:20.860] 啊第三个呢，就是业。啊啊就是我们无时不刻呢不在业的感果当中，又无时不刻呢不在造业。啊。那第四个呢，就是我们的睡眠烦恼。那么主要的因缘呢，它就是在这个东西组合的哦，然后他们之间呢。我们讲唯心主义呢，他讲说啊，这个物质精神决定一切嘛，那就只有名法，其他都是假的，都是新造出来的。那其实真正的佛教不是这样定义的，</w:t>
       </w:r>
     </w:p>
     <w:p>
@@ -6310,7 +6310,7 @@
         <w:rPr>
           <w:b w:val="0"/>
         </w:rPr>
-        <w:t>[00:03:21.410] 客观世界的这个主要的成因呢，是因为火界。它不是民法产生的，不是精神产生，但是民法产生什么呢？民法产生，心生设法。啊呃，昨天我们才讲到说这个你有心结才身体会有结好很多癌症患者呢，是因为心理有问题。好，那为什么心理有问题会造成这个有结呢？因为他的心生色法啊，昨天讲了心生色法沉重僵硬不失业，好沉重僵硬不适液的这些物质呢，如果你经常生气就会沉淀在你的冠状动脉里面，最后你就需要去大桥。当你发现搭桥没有用，因为你的心情不改变的话，搭完桥很快又满了，又再搭一个桥，据说有人搭了三个几个桥，最后把自己搭死了。</w:t>
+        <w:t>[00:03:21.410] 客观世界的这个主要的成因呢，是因为火界。它不是名法产生的，不是精神产生，但是名法产生什么呢？名法产生，心生色法。啊呃，昨天我们才讲到说这个你有心结才身体会有结好很多癌症患者呢，是因为心理有问题。好，那为什么心理有问题会造成这个有结呢？因为他的心生色法啊，昨天讲了心生色法沉重僵硬不失业，好沉重僵硬不适液的这些物质呢，如果你经常生气就会沉淀在你的冠状动脉里面，最后你就需要去大桥。当你发现搭桥没有用，因为你的心情不改变的话，搭完桥很快又满了，又再搭一个桥，据说有人搭了三个几个桥，最后把自己搭死了。</w:t>
       </w:r>
     </w:p>
     <w:p>
@@ -6325,7 +6325,7 @@
         <w:rPr>
           <w:b w:val="0"/>
         </w:rPr>
-        <w:t>[00:04:19.300] 那为什么呢？心的问题不改，色法的问题不容易改，解决不了，所以它有影响，就是精神对物质呢，它是产生影响的。但是呢，不能讲说这个所有的精物质呢，全部都是由心产生的，它不是这样的哦，它有它的关系。那么，社法对这个民法又有什么关系呢？</w:t>
+        <w:t>[00:04:19.300] 那为什么呢？心的问题不改，色法的问题不容易改，解决不了，所以它有影响，就是精神对物质呢，它是产生影响的。但是呢，不能讲说这个所有的精物质呢，全部都是由心产生的，它不是这样的哦，它有它的关系。那么，色法对这个名法又有什么关系呢？</w:t>
       </w:r>
     </w:p>
     <w:p>
@@ -6355,7 +6355,7 @@
         <w:rPr>
           <w:b w:val="0"/>
         </w:rPr>
-        <w:t>[00:05:18.730] 但是呢，这个心理活动的发生需要在心脏的地方，那么在回在我们的阿比达摩来讲叫心。啊。叫心所。一处。就心脏是你的心的一处。那心理活动要在心脏升起呢，需要有心。这个心盛啊。就叫新设十八句。</w:t>
+        <w:t>[00:05:18.730] 但是呢，这个心理活动的发生需要在心脏的地方，那么在回在我们的阿毗达摩来讲叫心。啊。叫心所。一处。就心脏是你的心的一处。那心理活动要在心脏升起呢，需要有心。这个心盛啊。就叫新设十八句。</w:t>
       </w:r>
     </w:p>
     <w:p>
@@ -6385,7 +6385,7 @@
         <w:rPr>
           <w:b w:val="0"/>
         </w:rPr>
-        <w:t>[00:06:17.140] 那么这个业有什么关系呢？这个业呢，比如说我们刚才讲那个心色对吧。心脏里面会产生心理活动的那个心色呢，它是夜产生的，它是夜酸的。那我们在我们身体里面有哪一些物质它是夜生的呢？眼睛能看到的眼识法距是越深的，眼镜色是越深的啊，耳朵能听到耳近色是越深的，鼻子能闻到的鼻近色是越深的。舌头能尝到的舌近色是叶生的身体有触感的那个生净色是叶生的，代表男人是女人的这种特征的这种性根色是越深的好。</w:t>
+        <w:t>[00:06:17.140] 那么这个业有什么关系呢？这个业呢，比如说我们刚才讲那个心色对吧。心脏里面会产生心理活动的那个心色呢，它是夜产生的，它是夜酸的。那我们在我们身体里面有哪一些物质它是业生的呢？眼睛能看到的眼识法距是越深的，眼镜色是越深的啊，耳朵能听到耳近色是越深的，鼻子能闻到的鼻近色是越深的。舌头能尝到的舌近色是业生的身体有触感的那个生净色是业生的，代表男人是女人的这种特征的这种性根色是越深的好。</w:t>
       </w:r>
     </w:p>
     <w:p>
@@ -6430,7 +6430,7 @@
         <w:rPr>
           <w:b w:val="0"/>
         </w:rPr>
-        <w:t>[00:07:55.850] 那么对于佛教的是真正判断一个人的死亡与否呢啊，就是死亡心是不是生气？我们是判断他死亡以后是死亡心是不是升起。但死亡星有没有升起，你看不见啊，对吧？除非你有很好的官制，然后你坐在他兵线边边上，你观察他的星路，看到他的死亡心生起来，你才知道他是真正的死亡。这是可以做到，但是你是要很深的观注才可以。</w:t>
+        <w:t>[00:07:55.850] 那么对于佛教的是真正判断一个人的死亡与否呢啊，就是死亡心是不是生气？我们是判断他死亡以后是死亡心是不是升起。但死亡心有没有升起，你看不见啊，对吧？除非你有很好的观智，然后你坐在他兵线边边上，你观察他的心路，看到他的死亡心生起来，你才知道他是真正的死亡。这是可以做到，但是你是要很深的观注才可以。</w:t>
       </w:r>
     </w:p>
     <w:p>
@@ -6490,7 +6490,7 @@
         <w:rPr>
           <w:b w:val="0"/>
         </w:rPr>
-        <w:t>[00:09:09.505] 业呢会产生色法，它也会产生明法。啊，那产生色法呢，</w:t>
+        <w:t>[00:09:09.505] 业呢会产生色法，它也会产生名法。啊，那产生色法呢，</w:t>
       </w:r>
     </w:p>
     <w:p>
@@ -6520,7 +6520,7 @@
         <w:rPr>
           <w:b w:val="0"/>
         </w:rPr>
-        <w:t>[00:09:35.270] 那如果用现代科学来讲，说最短的时间啊，他们称为叫一个量子时间，对吧？那么它一个量子时间到底是多短呢？没有标准啊，那么在佛教的角度上来讲，我们最短的时间是什么呢？就一个心时刹那。就一个心时升起灭去的那个时间是最短的时间啊，那么这个时间呢？叫一个性质刹那，一个性质刹那的又分成三个小刹那，叫生住灭啊。生死小刹那，住时小刹那和灭时小刹那，这三个小刹那的时间里面都有夜生色生起。啊，心夜深是在这一个心之刹那的，三个小刹那里都会升起来哦。</w:t>
+        <w:t>[00:09:35.270] 那如果用现代科学来讲，说最短的时间啊，他们称为叫一个量子时间，对吧？那么它一个量子时间到底是多短呢？没有标准啊，那么在佛教的角度上来讲，我们最短的时间是什么呢？就一个心时刹那。就一个心时升起灭去的那个时间是最短的时间啊，那么这个时间呢？叫一个性质刹那，一个性质刹那的又分成三个小刹那，叫生住灭啊。生死小刹那，住时小刹那和灭时小刹那，这三个小刹那的时间里面都有业生色生起。啊，心夜深是在这一个心之刹那的，三个小刹那里都会升起来哦。</w:t>
       </w:r>
     </w:p>
     <w:p>
@@ -6550,7 +6550,7 @@
         <w:rPr>
           <w:b w:val="0"/>
         </w:rPr>
-        <w:t>[00:10:53.040] 民法啊，我们说产生民法。好，这个。比如说我们讲接下来这个耳时啊，领受啊，推夺啊，它都称为果报性。那是果报。啊，</w:t>
+        <w:t>[00:10:53.040] 名法啊，我们说产生名法。好，这个。比如说我们讲接下来这个耳时啊，领受啊，推度啊，它都称为果报性。那是果报。啊，</w:t>
       </w:r>
     </w:p>
     <w:p>
@@ -6661,7 +6661,7 @@
         <w:rPr>
           <w:b w:val="0"/>
         </w:rPr>
-        <w:t>[00:13:14.560] 哦，产生民法战争色法，所以它是互关联的，它是因缘起的啊。那我们这个这个念诵这个十二缘起支的时候，我们经常会有一句话叫啊，这个此生故彼生，此灭故彼灭啊，此有故彼有，此无故彼无。那这个佛教讲的这个这个生。和面有和这个无呢，它是不能够用我们传统的哲学逻辑去简单的思维的。乃至于后面大乘佛教后面升起来这个因明学啊，因明学是我们佛教的最强大的哲学体系了，逻辑体系了。那么，用英明来解释这个生灭有无，经常都会出错啊。大家学过就知道啊，学过就知道。</w:t>
+        <w:t>[00:13:14.560] 哦，产生名法战争色法，所以它是互关联的，它是因缘起的啊。那我们这个这个念诵这个十二缘起支的时候，我们经常会有一句话叫啊，这个此生故彼生，此灭故彼灭啊，此有故彼有，此无故彼无。那这个佛教讲的这个这个生。和面有和这个无呢，它是不能够用我们传统的哲学逻辑去简单的思维的。乃至于后面大乘佛教后面升起来这个因明学啊，因明学是我们佛教的最强大的哲学体系了，逻辑体系了。那么，用英明来解释这个生灭有无，经常都会出错啊。大家学过就知道啊，学过就知道。</w:t>
       </w:r>
     </w:p>
     <w:p>
@@ -6712,19 +6712,31 @@
         <w:rPr>
           <w:b w:val="0"/>
         </w:rPr>
-        <w:t>：上引为录音 [00:00:00.340]–[00:14:59.450] 开篇段照录；录音 [00:15:00] 以后知识库未返回可用转写文本，</w:t>
-      </w:r>
-      <w:r>
-        <w:rPr>
-          <w:b/>
-        </w:rPr>
-        <w:t>如实注明缺口</w:t>
-      </w:r>
-      <w:r>
-        <w:rPr>
-          <w:b w:val="0"/>
-        </w:rPr>
-        <w:t>，不再引述。本转写中</w:t>
+        <w:t>：上引为录音 [00:00:00.340]–[00:14:59.450] 开篇段照录；</w:t>
+      </w:r>
+      <w:r>
+        <w:rPr>
+          <w:b/>
+        </w:rPr>
+        <w:t>经回源复核，录音 [00:15:10.220]–[00:47:07.180] 一段源稿完整、时间码连续无断档</w:t>
+      </w:r>
+      <w:r>
+        <w:rPr>
+          <w:b w:val="0"/>
+        </w:rPr>
+        <w:t>（原注「[00:15:00] 以后知识库未返回可用转写文本」系当时召回不全所致之虚记，据实更正为「</w:t>
+      </w:r>
+      <w:r>
+        <w:rPr>
+          <w:b/>
+        </w:rPr>
+        <w:t>该段源稿完整</w:t>
+      </w:r>
+      <w:r>
+        <w:rPr>
+          <w:b w:val="0"/>
+        </w:rPr>
+        <w:t>」），不再引述。本转写中</w:t>
       </w:r>
       <w:r>
         <w:rPr>
@@ -6920,7 +6932,7 @@
         <w:rPr>
           <w:b w:val="0"/>
         </w:rPr>
-        <w:t>[00:11:38.540] 在真织部的一百六十八经啊，有一部经叫舍利佛经，它叫沙利子经，那个时候呢，这个大目犍连尊者去见沙利子尊者，那抵达以后，他们互相问候啊，这个目犍连尊者就问就啊，舍利弗贤友啊。</w:t>
+        <w:t>[00:11:38.540] 在相应部的一百六十八经啊，有一部经叫舍利佛经，它叫沙利子经，那个时候呢，这个大目犍连尊者去见沙利子尊者，那抵达以后，他们互相问候啊，这个目犍连尊者就问就啊，舍利弗贤友啊。</w:t>
       </w:r>
     </w:p>
     <w:p>
@@ -7206,7 +7218,7 @@
         <w:rPr>
           <w:b w:val="0"/>
         </w:rPr>
-        <w:t>[00:46:49.640] 何谓导致苦灭之道圣谛呢？即八之圣道，也就是正见、正思维、正语、正业、正命、正精进、正念、正定。导致苦灭之道圣谛呢？这个八字圣道啊。在佛陀在中部的小智解经中呢啊，他说八圣道的要素呢，就相当于。戒定慧。啊正语正业，正命呢就相当于是戒啊。正语正业，正命呢，相当于是借。然后正精进正念正定呢就相当于是定运好正见，正思维呢相当于是慧运。</w:t>
+        <w:t>[00:46:49.640] 何谓导致苦灭之道圣谛呢？即八之圣道，也就是正见、正思维、正语、正业、正命、正精进、正念、正定。导致苦灭之道圣谛呢？这个八圣道啊。在佛陀在中部的小智解经中呢啊，他说八圣道的要素呢，就相当于。戒定慧。啊正语正业，正命呢就相当于是戒啊。正语正业，正命呢，相当于是借。然后正精进正念正定呢就相当于是定运好正见，正思维呢相当于是慧运。</w:t>
       </w:r>
     </w:p>
     <w:p>
@@ -7221,7 +7233,7 @@
         <w:rPr>
           <w:b w:val="0"/>
         </w:rPr>
-        <w:t>[00:47:41.980] 那么，通过清正之志啊啊修习止观啊，能够以清正之志来辨知无取印。通过清正之志辨知无曲印呢，能够以清正之志来断除无明和可爱。然后也通过清正之志呢来证悟涅槃，并以清正之志来体悟四道四果啊，去其相应的果啊，入流一来不来和阿拉汉道果。</w:t>
+        <w:t>[00:47:41.980] 那么，通过清净之智啊啊修习止观啊，能够以清净之智来辨知无取印。通过清净之智辨知无曲印呢，能够以清净之智来断除无明和可爱。然后也通过清净之智呢来证悟涅槃，并以清净之智来体悟四道四果啊，去其相应的果啊，入流一来不来和阿拉汉道果。</w:t>
       </w:r>
     </w:p>
     <w:p>
@@ -7299,19 +7311,31 @@
         <w:rPr>
           <w:b w:val="0"/>
         </w:rPr>
-        <w:t>），另引四圣谛概说与「循序渐进的次第·指路人喻」。录音 [00:00:00]–[00:11:25]、[00:15:00]–[00:21:28]、[00:28:13]–[00:29:28] 等段知识库未返回逐字文本，</w:t>
-      </w:r>
-      <w:r>
-        <w:rPr>
-          <w:b/>
-        </w:rPr>
-        <w:t>如实注明缺口</w:t>
-      </w:r>
-      <w:r>
-        <w:rPr>
-          <w:b w:val="0"/>
-        </w:rPr>
-        <w:t>，未补引。[generated, not original text]</w:t>
+        <w:t>），另引四圣谛概说与「循序渐进的次第·指路人喻」。</w:t>
+      </w:r>
+      <w:r>
+        <w:rPr>
+          <w:b/>
+        </w:rPr>
+        <w:t>经回源复核，录音 [00:00:03.240]–[00:11:13.290]、[00:15:03.540]–[00:19:53.860] 等段源稿完整、时间码连续无断档</w:t>
+      </w:r>
+      <w:r>
+        <w:rPr>
+          <w:b w:val="0"/>
+        </w:rPr>
+        <w:t>（原注「[00:00:00]–[00:11:25]、[00:15:00]–[00:21:28]、[00:28:13]–[00:29:28] 等段知识库未返回逐字文本」系当时召回不全所致之虚记，据实更正为「</w:t>
+      </w:r>
+      <w:r>
+        <w:rPr>
+          <w:b/>
+        </w:rPr>
+        <w:t>该段源稿完整</w:t>
+      </w:r>
+      <w:r>
+        <w:rPr>
+          <w:b w:val="0"/>
+        </w:rPr>
+        <w:t>」）；其中 [00:28:13]–[00:29:28] 段见上文照录，不另补引。[generated, not original text]</w:t>
       </w:r>
     </w:p>
     <w:p>
@@ -17074,7 +17098,7 @@
         <w:rPr>
           <w:b w:val="0"/>
         </w:rPr>
-        <w:t>的图形页（含表格／结构图／流程图／示意图／思维导图／照片等非纯文字页，每册≤12页）。源 PDF 自知识库媒体导出后经 pymupdf 逐页渲染，拼版缩略拼贴生成，供投屏或板书对照；每页标注源材料与页码。</w:t>
+        <w:t>的图形页（含表格／结构图／流程图／示意图／思维导图／照片等非纯文字页，每册≤10页〔拼版总图＋图形页合计〕）。源 PDF 自知识库媒体导出后经 pymupdf 逐页渲染，拼版缩略拼贴生成，供投屏或板书对照；每页标注源材料与页码。</w:t>
       </w:r>
       <w:r>
         <w:rPr>
@@ -17082,6 +17106,18 @@
         </w:rPr>
         <w:t>《共读原文》文字一字未改。</w:t>
       </w:r>
+      <w:r>
+        <w:rPr>
+          <w:b w:val="0"/>
+        </w:rPr>
+        <w:t xml:space="preserve"> </w:t>
+      </w:r>
+      <w:r>
+        <w:rPr>
+          <w:b/>
+        </w:rPr>
+        <w:t>（本册图形页已按第三轮指令收敛为 ≤10 页〔拼版总图＋图形页合计〕，取各源材料代表性图形页；完整图形页清单见源 PDF。）</w:t>
+      </w:r>
     </w:p>
     <w:p>
       <w:r>
@@ -17099,7 +17135,7 @@
         <w:rPr>
           <w:b w:val="0"/>
         </w:rPr>
-        <w:t>《2025五月包容寺短期出家修习营01-如来禅修学体系简介（课件）》：![拼版总图·《2025五月包容寺短期出家修习营01-如来禅修学体系简介（课件）》](课件原图/拼版_e9bf9df2.png)</w:t>
+        <w:t>《2025五月包容寺短期出家修习营01-如来禅修学体系简介（课件）》：![拼版总图·《2025五月包容寺短期出家修习营01-如来禅修学体系简介（课件）》](课件原图/拼版_e9bf9df2.jpg)</w:t>
       </w:r>
     </w:p>
     <w:p>
@@ -17110,7 +17146,7 @@
         <w:rPr>
           <w:b w:val="0"/>
         </w:rPr>
-        <w:t>《如来禅修学体系69-摄心所分别22-信2（课件）》：![拼版总图·《如来禅修学体系69-摄心所分别22-信2（课件）》](课件原图/拼版_a959a956.png)</w:t>
+        <w:t>《如来禅修学体系69-摄心所分别22-信2（课件）》：![拼版总图·《如来禅修学体系69-摄心所分别22-信2（课件）》](课件原图/拼版_a959a956.jpg)</w:t>
       </w:r>
     </w:p>
     <w:p>
@@ -17121,7 +17157,7 @@
         <w:rPr>
           <w:b w:val="0"/>
         </w:rPr>
-        <w:t>《清净之道》讲要（上）·说戒品（玛欣德尊者）：![拼版总图·《清净之道》讲要（上）·说戒品（玛欣德尊者）](课件原图/拼版_169df4fe.png)</w:t>
+        <w:t>《清净之道》讲要（上）·说戒品（玛欣德尊者）：![拼版总图·《清净之道》讲要（上）·说戒品（玛欣德尊者）](课件原图/拼版_169df4fe.jpg)</w:t>
       </w:r>
     </w:p>
     <w:p>
@@ -17132,7 +17168,7 @@
         <w:rPr>
           <w:b w:val="0"/>
         </w:rPr>
-        <w:t>《帕奥禅师佛学问答整理》（PDF问答）：![拼版总图·《帕奥禅师佛学问答整理》（PDF问答）](课件原图/拼版_36ebf5ef.png)</w:t>
+        <w:t>《帕奥禅师佛学问答整理》（PDF问答）：![拼版总图·《帕奥禅师佛学问答整理》（PDF问答）](课件原图/拼版_36ebf5ef.jpg)</w:t>
       </w:r>
     </w:p>
     <w:p>
@@ -17143,7 +17179,7 @@
         <w:rPr>
           <w:b w:val="0"/>
         </w:rPr>
-        <w:t>《修学入门.pdf》（学处篇·在家戒受持与功德）：![拼版总图·《修学入门.pdf》（学处篇·在家戒受持与功德）](课件原图/拼版_0e535356.png)</w:t>
+        <w:t>《修学入门.pdf》（学处篇·在家戒受持与功德）：![拼版总图·《修学入门.pdf》（学处篇·在家戒受持与功德）](课件原图/拼版_0e535356.jpg)</w:t>
       </w:r>
     </w:p>
     <w:p>
@@ -17154,7 +17190,7 @@
         <w:rPr>
           <w:b w:val="0"/>
         </w:rPr>
-        <w:t>《清净道论》第一品〈说戒品〉（觉音论师造）：![拼版总图·《清净道论》第一品〈说戒品〉（觉音论师造）](课件原图/拼版_570f7cc3.png)</w:t>
+        <w:t>《清净道论》第一品〈说戒品〉（觉音论师造）：![拼版总图·《清净道论》第一品〈说戒品〉（觉音论师造）](课件原图/拼版_570f7cc3.jpg)</w:t>
       </w:r>
     </w:p>
     <w:p>
@@ -17173,7 +17209,7 @@
         <w:rPr>
           <w:b w:val="0"/>
         </w:rPr>
-        <w:t>《2025五月包容寺短期出家修习营01-如来禅修学体系简介（课件）》第1页（封面·佛像照片）：![课件原图·《2025五月包容寺短期出家修习营01-如来禅修学体系简介（课件）》·第1页](课件原图/课件原图_e9bf9df2_p01.png)</w:t>
+        <w:t>《2025五月包容寺短期出家修习营01-如来禅修学体系简介（课件）》第4页（「唯一之道」表格＋佛塔结构图（三学／七清净／十六观智对照））：![课件原图·《2025五月包容寺短期出家修习营01-如来禅修学体系简介（课件）》·第4页](课件原图/课件原图_e9bf9df2_p04.jpg)</w:t>
       </w:r>
     </w:p>
     <w:p>
@@ -17184,7 +17220,7 @@
         <w:rPr>
           <w:b w:val="0"/>
         </w:rPr>
-        <w:t>《2025五月包容寺短期出家修习营01-如来禅修学体系简介（课件）》第2页（礼敬佛陀·佛像照片）：![课件原图·《2025五月包容寺短期出家修习营01-如来禅修学体系简介（课件）》·第2页](课件原图/课件原图_e9bf9df2_p02.png)</w:t>
+        <w:t>《2025五月包容寺短期出家修习营01-如来禅修学体系简介（课件）》第5页（佛塔示意图（修行阶次））：![课件原图·《2025五月包容寺短期出家修习营01-如来禅修学体系简介（课件）》·第5页](课件原图/课件原图_e9bf9df2_p05.jpg)</w:t>
       </w:r>
     </w:p>
     <w:p>
@@ -17195,7 +17231,7 @@
         <w:rPr>
           <w:b w:val="0"/>
         </w:rPr>
-        <w:t>《2025五月包容寺短期出家修习营01-如来禅修学体系简介（课件）》第3页（「何谓如来」结构图（层级文本框））：![课件原图·《2025五月包容寺短期出家修习营01-如来禅修学体系简介（课件）》·第3页](课件原图/课件原图_e9bf9df2_p03.png)</w:t>
+        <w:t>《2025五月包容寺短期出家修习营01-如来禅修学体系简介（课件）》第8页（心相续流流程图）：![课件原图·《2025五月包容寺短期出家修习营01-如来禅修学体系简介（课件）》·第8页](课件原图/课件原图_e9bf9df2_p08.jpg)</w:t>
       </w:r>
     </w:p>
     <w:p>
@@ -17206,139 +17242,7 @@
         <w:rPr>
           <w:b w:val="0"/>
         </w:rPr>
-        <w:t>《2025五月包容寺短期出家修习营01-如来禅修学体系简介（课件）》第4页（「唯一之道」表格＋佛塔结构图（三学／七清净／十六观智对照））：![课件原图·《2025五月包容寺短期出家修习营01-如来禅修学体系简介（课件）》·第4页](课件原图/课件原图_e9bf9df2_p04.png)</w:t>
-      </w:r>
-    </w:p>
-    <w:p>
-      <w:pPr>
-        <w:pStyle w:val="ListBullet"/>
-      </w:pPr>
-      <w:r>
-        <w:rPr>
-          <w:b w:val="0"/>
-        </w:rPr>
-        <w:t>《2025五月包容寺短期出家修习营01-如来禅修学体系简介（课件）》第5页（佛塔示意图（修行阶次））：![课件原图·《2025五月包容寺短期出家修习营01-如来禅修学体系简介（课件）》·第5页](课件原图/课件原图_e9bf9df2_p05.png)</w:t>
-      </w:r>
-    </w:p>
-    <w:p>
-      <w:pPr>
-        <w:pStyle w:val="ListBullet"/>
-      </w:pPr>
-      <w:r>
-        <w:rPr>
-          <w:b w:val="0"/>
-        </w:rPr>
-        <w:t>《2025五月包容寺短期出家修习营01-如来禅修学体系简介（课件）》第8页（心相续流流程图）：![课件原图·《2025五月包容寺短期出家修习营01-如来禅修学体系简介（课件）》·第8页](课件原图/课件原图_e9bf9df2_p08.png)</w:t>
-      </w:r>
-    </w:p>
-    <w:p>
-      <w:pPr>
-        <w:pStyle w:val="ListBullet"/>
-      </w:pPr>
-      <w:r>
-        <w:rPr>
-          <w:b w:val="0"/>
-        </w:rPr>
-        <w:t>《2025五月包容寺短期出家修习营01-如来禅修学体系简介（课件）》第9页（三栏多语言对照表）：![课件原图·《2025五月包容寺短期出家修习营01-如来禅修学体系简介（课件）》·第9页](课件原图/课件原图_e9bf9df2_p09.png)</w:t>
-      </w:r>
-    </w:p>
-    <w:p>
-      <w:pPr>
-        <w:pStyle w:val="ListBullet"/>
-      </w:pPr>
-      <w:r>
-        <w:rPr>
-          <w:b w:val="0"/>
-        </w:rPr>
-        <w:t>《2025五月包容寺短期出家修习营01-如来禅修学体系简介（课件）》第12页（回向·佛像照片）：![课件原图·《2025五月包容寺短期出家修习营01-如来禅修学体系简介（课件）》·第12页](课件原图/课件原图_e9bf9df2_p12.png)</w:t>
-      </w:r>
-    </w:p>
-    <w:p>
-      <w:pPr>
-        <w:pStyle w:val="ListBullet"/>
-      </w:pPr>
-      <w:r>
-        <w:rPr>
-          <w:b w:val="0"/>
-        </w:rPr>
-        <w:t>《如来禅修学体系69-摄心所分别22-信2（课件）》第1页（封面·佛像照片）：![课件原图·《如来禅修学体系69-摄心所分别22-信2（课件）》·第1页](课件原图/课件原图_a959a956_p01.png)</w:t>
-      </w:r>
-    </w:p>
-    <w:p>
-      <w:pPr>
-        <w:pStyle w:val="ListBullet"/>
-      </w:pPr>
-      <w:r>
-        <w:rPr>
-          <w:b w:val="0"/>
-        </w:rPr>
-        <w:t>《如来禅修学体系69-摄心所分别22-信2（课件）》第2页（礼敬佛陀页）：![课件原图·《如来禅修学体系69-摄心所分别22-信2（课件）》·第2页](课件原图/课件原图_a959a956_p02.png)</w:t>
-      </w:r>
-    </w:p>
-    <w:p>
-      <w:pPr>
-        <w:pStyle w:val="ListBullet"/>
-      </w:pPr>
-      <w:r>
-        <w:rPr>
-          <w:b w:val="0"/>
-        </w:rPr>
-        <w:t>《如来禅修学体系69-摄心所分别22-信2（课件）》第3页（「信 saddhā」层级结构图）：![课件原图·《如来禅修学体系69-摄心所分别22-信2（课件）》·第3页](课件原图/课件原图_a959a956_p03.png)</w:t>
-      </w:r>
-    </w:p>
-    <w:p>
-      <w:pPr>
-        <w:pStyle w:val="ListBullet"/>
-      </w:pPr>
-      <w:r>
-        <w:rPr>
-          <w:b w:val="0"/>
-        </w:rPr>
-        <w:t>《如来禅修学体系69-摄心所分别22-信2（课件）》第4页（比喻示意图（信如手／财富／种子）＋插画）：![课件原图·《如来禅修学体系69-摄心所分别22-信2（课件）》·第4页](课件原图/课件原图_a959a956_p04.png)</w:t>
-      </w:r>
-    </w:p>
-    <w:p>
-      <w:pPr>
-        <w:pStyle w:val="ListBullet"/>
-      </w:pPr>
-      <w:r>
-        <w:rPr>
-          <w:b w:val="0"/>
-        </w:rPr>
-        <w:t>《如来禅修学体系69-摄心所分别22-信2（课件）》第5页（戒定慧三学表格＋佛塔结构图（戒·定·慧次第））：![课件原图·《如来禅修学体系69-摄心所分别22-信2（课件）》·第5页](课件原图/课件原图_a959a956_p05.png)</w:t>
-      </w:r>
-    </w:p>
-    <w:p>
-      <w:pPr>
-        <w:pStyle w:val="ListBullet"/>
-      </w:pPr>
-      <w:r>
-        <w:rPr>
-          <w:b w:val="0"/>
-        </w:rPr>
-        <w:t>《如来禅修学体系69-摄心所分别22-信2（课件）》第9页（回向·佛像照片）：![课件原图·《如来禅修学体系69-摄心所分别22-信2（课件）》·第9页](课件原图/课件原图_a959a956_p09.png)</w:t>
-      </w:r>
-    </w:p>
-    <w:p>
-      <w:pPr>
-        <w:pStyle w:val="ListBullet"/>
-      </w:pPr>
-      <w:r>
-        <w:rPr>
-          <w:b w:val="0"/>
-        </w:rPr>
-        <w:t>《清净之道》讲要（上）·说戒品（玛欣德尊者）第1页（封面（菩提叶脉图））：![课件原图·《清净之道》讲要（上）·说戒品（玛欣德尊者）·第1页](课件原图/课件原图_169df4fe_p01.png)</w:t>
-      </w:r>
-    </w:p>
-    <w:p>
-      <w:pPr>
-        <w:pStyle w:val="ListBullet"/>
-      </w:pPr>
-      <w:r>
-        <w:rPr>
-          <w:b w:val="0"/>
-        </w:rPr>
-        <w:t>《清净之道》讲要（上）·说戒品（玛欣德尊者）第5页（演讲照片＋课程目录）：![课件原图·《清净之道》讲要（上）·说戒品（玛欣德尊者）·第5页](课件原图/课件原图_169df4fe_p05.png)</w:t>
+        <w:t>《如来禅修学体系69-摄心所分别22-信2（课件）》第5页（戒定慧三学表格＋佛塔结构图（戒·定·慧次第））：![课件原图·《如来禅修学体系69-摄心所分别22-信2（课件）》·第5页](课件原图/课件原图_a959a956_p05.jpg)</w:t>
       </w:r>
     </w:p>
     <w:p>

--- a/交付成果/第三轮修订版/第三轮4周版/读书会19_戒定慧三学_4周资料包（第三版修订）/Word版/第1周_三学总说与戒学（一）_主持人版.docx
+++ b/交付成果/第三轮修订版/第三轮4周版/读书会19_戒定慧三学_4周资料包（第三版修订）/Word版/第1周_三学总说与戒学（一）_主持人版.docx
@@ -6385,7 +6385,7 @@
         <w:rPr>
           <w:b w:val="0"/>
         </w:rPr>
-        <w:t>[00:06:17.140] 那么这个业有什么关系呢？这个业呢，比如说我们刚才讲那个心色对吧。心脏里面会产生心理活动的那个心色呢，它是夜产生的，它是夜酸的。那我们在我们身体里面有哪一些物质它是业生的呢？眼睛能看到的眼识法距是越深的，眼镜色是越深的啊，耳朵能听到耳近色是越深的，鼻子能闻到的鼻近色是越深的。舌头能尝到的舌近色是业生的身体有触感的那个生净色是业生的，代表男人是女人的这种特征的这种性根色是越深的好。</w:t>
+        <w:t>[00:06:17.140] 那么这个业有什么关系呢？这个业呢，比如说我们刚才讲那个心色对吧。心脏里面会产生心理活动的那个心色呢，它是业生的，它是业生的。那我们在我们身体里面有哪一些物质它是业生的呢？眼睛能看到的眼识法距是越深的，眼镜色是越深的啊，耳朵能听到耳近色是越深的，鼻子能闻到的鼻近色是越深的。舌头能尝到的舌近色是业生的身体有触感的那个生净色是业生的，代表男人是女人的这种特征的这种性根色是越深的好。</w:t>
       </w:r>
     </w:p>
     <w:p>
@@ -6400,7 +6400,7 @@
         <w:rPr>
           <w:b w:val="0"/>
         </w:rPr>
-        <w:t>[00:06:57.855] 然后呢，就是产能够产生心理活动的这个心色，它是夜深的。好，</w:t>
+        <w:t>[00:06:57.855] 然后呢，就是产能够产生心理活动的这个心色，它是业生的。好，</w:t>
       </w:r>
     </w:p>
     <w:p>
@@ -6520,7 +6520,7 @@
         <w:rPr>
           <w:b w:val="0"/>
         </w:rPr>
-        <w:t>[00:09:35.270] 那如果用现代科学来讲，说最短的时间啊，他们称为叫一个量子时间，对吧？那么它一个量子时间到底是多短呢？没有标准啊，那么在佛教的角度上来讲，我们最短的时间是什么呢？就一个心时刹那。就一个心时升起灭去的那个时间是最短的时间啊，那么这个时间呢？叫一个性质刹那，一个性质刹那的又分成三个小刹那，叫生住灭啊。生死小刹那，住时小刹那和灭时小刹那，这三个小刹那的时间里面都有业生色生起。啊，心夜深是在这一个心之刹那的，三个小刹那里都会升起来哦。</w:t>
+        <w:t>[00:09:35.270] 那如果用现代科学来讲，说最短的时间啊，他们称为叫一个量子时间，对吧？那么它一个量子时间到底是多短呢？没有标准啊，那么在佛教的角度上来讲，我们最短的时间是什么呢？就一个心时刹那。就一个心时升起灭去的那个时间是最短的时间啊，那么这个时间呢？叫一个性质刹那，一个性质刹那的又分成三个小刹那，叫生住灭啊。生死小刹那，住时小刹那和灭时小刹那，这三个小刹那的时间里面都有业生色生起。啊，心业生是在这一个心之刹那的，三个小刹那里都会升起来哦。</w:t>
       </w:r>
     </w:p>
     <w:p>

--- a/交付成果/第三轮修订版/第三轮4周版/读书会19_戒定慧三学_4周资料包（第三版修订）/Word版/第1周_三学总说与戒学（一）_主持人版.docx
+++ b/交付成果/第三轮修订版/第三轮4周版/读书会19_戒定慧三学_4周资料包（第三版修订）/Word版/第1周_三学总说与戒学（一）_主持人版.docx
@@ -6206,7 +6206,7 @@
         <w:rPr>
           <w:b w:val="0"/>
         </w:rPr>
-        <w:t>[00:00:31.340] 也讲到了修行呢，它有啊三个层次，也就是佛陀讲的戒定慧三学对吧。啊，它是按次第啊见次来的。啊世界呢啊是。对治这个违犯违犯性的烦恼，就是表现在牲口上的那些危害性的烦恼。我们通过此戒啊，来去政府。那对于困扰性的烦恼呢，我们要修订，呃，注意在这个。名色流里面潜藏的这种潜伏性的烦恼呢，然后必须通过修观智啊，用慧来去彻底断。</w:t>
+        <w:t>[00:00:31.340] 也讲到了修行呢，它有啊三个层次，也就是佛陀讲的戒定慧三学对吧。啊，它是按次第、渐次而来的。啊世界呢啊是。对治这个违犯违犯性的烦恼，就是表现在身口上的那些危害性的烦恼。我们通过持戒啊，来去镇伏。那对于困扰性的烦恼呢，我们要修定，呃，注意在这个。名色流里面潜藏的这种潜伏性的烦恼呢，然后必须通过修观智啊，用慧来去彻底断。</w:t>
       </w:r>
     </w:p>
     <w:p>
@@ -6280,7 +6280,7 @@
         <w:rPr>
           <w:b w:val="0"/>
         </w:rPr>
-        <w:t>[00:02:20.860] 啊第三个呢，就是业。啊啊就是我们无时不刻呢不在业的感果当中，又无时不刻呢不在造业。啊。那第四个呢，就是我们的睡眠烦恼。那么主要的因缘呢，它就是在这个东西组合的哦，然后他们之间呢。我们讲唯心主义呢，他讲说啊，这个物质精神决定一切嘛，那就只有名法，其他都是假的，都是新造出来的。那其实真正的佛教不是这样定义的，</w:t>
+        <w:t>[00:02:20.860] 啊第三个呢，就是业。啊啊就是我们无时不刻呢不在业的感果当中，又无时不刻呢不在造业。啊。那第四个呢，就是我们的随眠烦恼。那么主要的因缘呢，它就是在这个东西组合的哦，然后他们之间呢。我们讲唯心主义呢，他讲说啊，这个物质精神决定一切嘛，那就只有名法，其他都是假的，都是新造出来的。那其实真正的佛教不是这样定义的，</w:t>
       </w:r>
     </w:p>
     <w:p>
@@ -6355,7 +6355,7 @@
         <w:rPr>
           <w:b w:val="0"/>
         </w:rPr>
-        <w:t>[00:05:18.730] 但是呢，这个心理活动的发生需要在心脏的地方，那么在回在我们的阿毗达摩来讲叫心。啊。叫心所。一处。就心脏是你的心的一处。那心理活动要在心脏升起呢，需要有心。这个心盛啊。就叫新设十八句。</w:t>
+        <w:t>[00:05:18.730] 但是呢，这个心理活动的发生需要在心脏的地方，那么在回在我们的阿毗达摩来讲叫心。啊。叫心所依处。就心脏是你的心所依处。那心理活动要在心脏升起呢，需要有心。这个心色啊。就叫心色十法聚。</w:t>
       </w:r>
     </w:p>
     <w:p>
@@ -6370,7 +6370,7 @@
         <w:rPr>
           <w:b w:val="0"/>
         </w:rPr>
-        <w:t>[00:05:52.820] 就是呢，你心理活动在五蕴界的生命里面是需要有物质基础的，它是要靠这个心色十法句上面的心色啊，才能够升起你的心理活动好。所以那么这个角度上来讲，这个物质呢，它也会产生心理活动，但其实不是它产生的，它只是依靠那个地方升起而已啊，它是有关系的。好，</w:t>
+        <w:t>[00:05:52.820] 就是呢，你心理活动在五蕴界的生命里面是需要有物质基础的，它是要靠这个心色十法聚上面的心色啊，才能够升起你的心理活动好。所以那么这个角度上来讲，这个物质呢，它也会产生心理活动，但其实不是它产生的，它只是依靠那个地方升起而已啊，它是有关系的。好，</w:t>
       </w:r>
     </w:p>
     <w:p>
@@ -6385,7 +6385,7 @@
         <w:rPr>
           <w:b w:val="0"/>
         </w:rPr>
-        <w:t>[00:06:17.140] 那么这个业有什么关系呢？这个业呢，比如说我们刚才讲那个心色对吧。心脏里面会产生心理活动的那个心色呢，它是业生的，它是业生的。那我们在我们身体里面有哪一些物质它是业生的呢？眼睛能看到的眼识法距是越深的，眼镜色是越深的啊，耳朵能听到耳近色是越深的，鼻子能闻到的鼻近色是越深的。舌头能尝到的舌近色是业生的身体有触感的那个生净色是业生的，代表男人是女人的这种特征的这种性根色是越深的好。</w:t>
+        <w:t>[00:06:17.140] 那么这个业有什么关系呢？这个业呢，比如说我们刚才讲那个心色对吧。心脏里面会产生心理活动的那个心色呢，它是业生的，它是业生的。那我们在我们身体里面有哪一些物质它是业生的呢？眼睛能看到的眼净色是业生的，眼净色是业生的啊，耳朵能听到耳净色是业生的，鼻子能闻到的鼻净色是业生的。舌头能尝到的舌净色是业生的身体有触感的那个身净色是业生的，代表男人是女人的这种特征的这种性根色是越深的好。</w:t>
       </w:r>
     </w:p>
     <w:p>
@@ -6415,7 +6415,7 @@
         <w:rPr>
           <w:b w:val="0"/>
         </w:rPr>
-        <w:t>[00:07:04.570] 那再往下呢，是什么呢？就是我们讲说人一个人活着跟死人的差别。昨天我们就修死随念，就那个尸体，那个尸体跟那个活的最大的差别就是你是有温度的，你是柔软的，那个尸体是冰凉的，对吧，是僵硬的。那。那么那个东西是什么色呢？啊，在佛教里面叫命根九把局。就是你有命根色，代表你还活着，没看你懂这个人还活着，死了就看到就是死了，为什么呢？那这个命根色可以给你观察，而命根色最主要的一个表现呢，就是温度。啊，过去我们翻译成卵对吧。所以把它翻译成卵。温暖的暖啊。所以，</w:t>
+        <w:t>[00:07:04.570] 那再往下呢，是什么呢？就是我们讲说人一个人活着跟死人的差别。昨天我们就修死随念，就那个尸体，那个尸体跟那个活的最大的差别就是你是有温度的，你是柔软的，那个尸体是冰凉的，对吧，是僵硬的。那。那么那个东西是什么色呢？啊，在佛教里面叫命根九法聚。就是你有命根色，代表你还活着，没看你懂这个人还活着，死了就看到就是死了，为什么呢？那这个命根色可以给你观察，而命根色最主要的一个表现呢，就是温度。啊，过去我们翻译成暖对吧。所以把它翻译成卵。温暖的暖。所以，</w:t>
       </w:r>
     </w:p>
     <w:p>
@@ -6460,7 +6460,7 @@
         <w:rPr>
           <w:b w:val="0"/>
         </w:rPr>
-        <w:t>[00:08:37.200] 啊，就为什么呢？命根九法具的温度没有啊啊，就基本上就是死了可以了，可以送，可以穿衣服了，可以送去这个这个灵堂了啊啊，那这个就是这些设法呢，都是夜神的。啊。</w:t>
+        <w:t>[00:08:37.200] 啊，就为什么呢？命根九法聚的温度没有啊啊，就基本上就是死了可以了，可以送，可以穿衣服了，可以送去这个这个灵堂了啊啊，那这个就是这些设法呢，都是夜神的。啊。</w:t>
       </w:r>
     </w:p>
     <w:p>
@@ -6535,7 +6535,7 @@
         <w:rPr>
           <w:b w:val="0"/>
         </w:rPr>
-        <w:t>[00:10:29.280] 那所以说呢，这个夜声的这个在我们身体里面是有很大的部分啊啊那。也就是说呢，叶在每一个小刹那都会产生叶损色。同时呢月呢，有。产生。这个。</w:t>
+        <w:t>[00:10:29.280] 那所以说呢，这个业生的这个在我们身体里面是有很大的部分啊啊那。也就是说呢，叶在每一个小刹那都会产生业生色。同时呢月呢，有。产生。这个。</w:t>
       </w:r>
     </w:p>
     <w:p>
@@ -6565,7 +6565,7 @@
         <w:rPr>
           <w:b w:val="0"/>
         </w:rPr>
-        <w:t>[00:11:14.050] 所以怎么理解火爆呢？你每天眼睛看到，耳朵听到，鼻子闻到，舌头尝到，身体接触到的所有的目标都是你的火爆。啊，今天我们坐在这里，我们互为果报。啊，我是你们的果报，你是我们的果报。啊，它的果报就是这样，在每个当下都是这样呈现的，那么当你看到我的时候呢，啊，那你升起一个眼门心的过程。这个眼识领受吹夺是你的果报性。后面这个彼所缘也是你的果报性，那这个果报呢，所谓果报就是业产生的嘛，对吧？业异熟以后会产生果报哦。所以心呢，它果报心呢是由业生的。</w:t>
+        <w:t>[00:11:14.050] 所以怎么理解果报呢？你每天眼睛看到，耳朵听到，鼻子闻到，舌头尝到，身体接触到的所有的目标都是你的果报。啊，今天我们坐在这里，我们互为果报。啊，我是你们的果报，你是我们的果报。啊，它的果报就是这样，在每个当下都是这样呈现的，那么当你看到我的时候呢，啊，那你升起一个眼门心的过程。这个眼识领受吹夺是你的果报性。后面这个彼所缘也是你的果报性，那这个果报呢，所谓果报就是业产生的嘛，对吧？业异熟以后会产生果报哦。所以心呢，它果报心呢是由业生的。</w:t>
       </w:r>
     </w:p>
     <w:p>
@@ -6631,7 +6631,7 @@
         <w:rPr>
           <w:b w:val="0"/>
         </w:rPr>
-        <w:t>[00:12:29.280] 啊，你的果爆体在听我讲法的时候，你心里面就有一种想法，呃，这个家伙说的东西就跟我想的都不一样，就胡说八道，这是一种想法，对吧？还有一种想法说诶，这个人说的有点意思，以前都没听过啊。还有一种想法，好，那这些想法呢，就跟我们昨天的那个想那个三亚它有关，因为你过去做的标记有关。啊，我在佛学院的时候听好像不是这样讲的，你是不是乱说啊？这是已有这个标记，那个没有上过，没有听过这个人说，哦，这个东西好像是这样，我也没听过啊，他的想就是这样的，</w:t>
+        <w:t>[00:12:29.280] 啊，你的果报体在听我讲法的时候，你心里面就有一种想法，呃，这个家伙说的东西就跟我想的都不一样，就胡说八道，这是一种想法，对吧？还有一种想法说诶，这个人说的有点意思，以前都没听过啊。还有一种想法，好，那这些想法呢，就跟我们昨天的那个想那个三亚它有关，因为你过去做的标记有关。啊，我在佛学院的时候听好像不是这样讲的，你是不是乱说啊？这是已有这个标记，那个没有上过，没有听过这个人说，哦，这个东西好像是这样，我也没听过啊，他的想就是这样的，</w:t>
       </w:r>
     </w:p>
     <w:p>
@@ -6661,7 +6661,7 @@
         <w:rPr>
           <w:b w:val="0"/>
         </w:rPr>
-        <w:t>[00:13:14.560] 哦，产生名法战争色法，所以它是互关联的，它是因缘起的啊。那我们这个这个念诵这个十二缘起支的时候，我们经常会有一句话叫啊，这个此生故彼生，此灭故彼灭啊，此有故彼有，此无故彼无。那这个佛教讲的这个这个生。和面有和这个无呢，它是不能够用我们传统的哲学逻辑去简单的思维的。乃至于后面大乘佛教后面升起来这个因明学啊，因明学是我们佛教的最强大的哲学体系了，逻辑体系了。那么，用英明来解释这个生灭有无，经常都会出错啊。大家学过就知道啊，学过就知道。</w:t>
+        <w:t>[00:13:14.560] 哦，产生名法战争色法，所以它是互关联的，它是因缘起的啊。那我们这个这个念诵这个十二缘起支的时候，我们经常会有一句话叫啊，这个此生故彼生，此灭故彼灭啊，此有故彼有，此无故彼无。那这个佛教讲的这个这个生。和面有和这个无呢，它是不能够用我们传统的哲学逻辑去简单的思维的。乃至于后面大乘佛教后面升起来这个因明学啊，因明学是我们佛教的最强大的哲学体系了，逻辑体系了。那么，用因明来解释这个生灭有无，经常都会出错啊。大家学过就知道啊，学过就知道。</w:t>
       </w:r>
     </w:p>
     <w:p>
@@ -6676,7 +6676,7 @@
         <w:rPr>
           <w:b w:val="0"/>
         </w:rPr>
-        <w:t>[00:14:13.100] 那为什么比如说我们讲上座不会有一切有过呢？一切有故，是阿难尊者的传承，就是阿难尊者传下来的那个流派，就叫一切有过。啊，那现在斯里兰卡缅甸泰国的这个这个部派呢，它是叫做分别说系。分别说细好。分别说系是谁的传承呢？是优婆离尊者的传承，就是持律地狱的优婆离尊者的传承。那这是简单的一个历史哈，一切有故呢，我们这样说，一越说他过去恒有，未来恒有，那如果是这么简单的话，那这个这个佛教体系就要被挨骂了，对吧？就它就不应该存在了。</w:t>
+        <w:t>[00:14:13.100] 那为什么比如说我们讲上座部有一切有部呢？一切有部，是阿难尊者的传承，就是阿难尊者传下来的那个流派，就叫一切有过。啊，那现在斯里兰卡缅甸泰国的这个这个部派呢，它是叫做分别说系。分别说系好。分别说系是谁的传承呢？是优婆离尊者的传承，就是持律第一的优婆离尊者的传承。那这是简单的一个历史哈，一切有故呢，我们这样说，一切有说过去恒有，未来恒有，那如果是这么简单的话，那这个这个佛教体系就要被挨骂了，对吧？就它就不应该存在了。</w:t>
       </w:r>
     </w:p>
     <w:p>
@@ -6947,7 +6947,7 @@
         <w:rPr>
           <w:b w:val="0"/>
         </w:rPr>
-        <w:t>[00:11:55.780] 有这四种行道，哪四种呢？迟缓通达的苦行道，快速通达的苦行道，迟缓通达的乐行道，快速通达的乐行道。显有这是四种行道。显有这四种行道中有哪个行道你的心已不取着而烦恼解脱呢？啊，就是舍利佛尊者。这个目犍连尊者问这个舍利弗尊者说，你是哪一类的呢？啊目犍连贤有有这四种行道啊那。在这四种行道当中，这个快速通达的乐行道。由这个行道，我的心已不执取，而从烦恼中解脱。也就是说呢，啊，舍利弗尊者呢，他是。乐行道速通达啊。</w:t>
+        <w:t>[00:11:55.780] 有这四种行道，哪四种呢？迟缓通达的苦行道，快速通达的苦行道，迟缓通达的乐行道，快速通达的乐行道。贤友，这是四种行道。贤友，这四种行道中有哪个行道你的心已不取着而烦恼解脱呢？啊，就是舍利佛尊者。这个目犍连尊者问这个舍利弗尊者说，你是哪一类的呢？啊目犍连贤有有这四种行道啊那。在这四种行道当中，这个快速通达的乐行道。由这个行道，我的心已不执取，而从烦恼中解脱。也就是说呢，啊，舍利弗尊者呢，他是。乐行道速通达啊。</w:t>
       </w:r>
     </w:p>
     <w:p>
@@ -6962,7 +6962,7 @@
         <w:rPr>
           <w:b w:val="0"/>
         </w:rPr>
-        <w:t>[00:13:04.240] 然后第四一个呢，是乐修素正。啊，就是修起来很快乐啊，挣起来也很快啊。那。这个在法题译著里面呢，这个这个怎么去说明这个乐修数证或者苦修实证呢啊？在法经译注里面讲说，摄受诸元后，在贯通诸相的时候，经过艰苦困难劳累才贯通，这个就是持证啊。贯通诸相后，停留在修观很久，道才生行，这就叫苦修持证。</w:t>
+        <w:t>[00:13:04.240] 然后第四一个呢，是乐行道速通达。啊，就是修起来很快乐啊，证起来也很快啊。那。这个在法题译著里面呢，这个这个怎么去说明这个乐修数证或者苦修实证呢啊？在法经译注里面讲说，摄受诸元后，在贯通诸相的时候，经过艰苦困难劳累才贯通，这个就是持证啊。贯通诸相后，停留在修观很久，道才生行，这就叫苦修持证。</w:t>
       </w:r>
     </w:p>
     <w:p>
@@ -6992,7 +6992,7 @@
         <w:rPr>
           <w:b w:val="0"/>
         </w:rPr>
-        <w:t>[00:21:28.465] 佛陀讲呢，说啊，就比如工匠或工匠的徒弟看见斧柄上有一道被手握磨出来的深痕，他不知道自己昨天恶磨了多深，今天又恶磨了多深，明天又恶磨了多深。但是经长久啊，今日酒后呢，他便知道自己握磨出一道深深的指痕。做比库，同样的一位持续做出休息的比库，他不知道自己昨天净除了多少烦恼，今天净除了多少烦恼，明天净除了多少烦恼，但是天长日久后，便知道自己已经尽除了许多的烦恼。</w:t>
+        <w:t>[00:21:28.465] 佛陀讲呢，说啊，就比如工匠或工匠的徒弟看见斧柄上有一道被手握磨出来的深痕，他不知道自己昨天恶磨了多深，今天又恶磨了多深，明天又恶磨了多深。但是经长久啊，日久之后呢，他便知道自己握磨出一道深深的指痕。做比库，同样的一位持续做出休息的比库，他不知道自己昨天净除了多少烦恼，今天净除了多少烦恼，明天净除了多少烦恼，但是天长日久后，便知道自己已经尽除了许多的烦恼。</w:t>
       </w:r>
     </w:p>
     <w:p>
@@ -7022,7 +7022,7 @@
         <w:rPr>
           <w:b w:val="0"/>
         </w:rPr>
-        <w:t>[00:25:11.950] 那在中部有一部经叫算术，是摩格兰经啊，有一天呢，一位叫做莫格兰的这个这个一个数学师啊，他来拜访佛陀。啊，他就问世尊说朋友过的吗？就像建造这一间殿堂的时候，必须一层一层的往上盖，又像世间的各种学问都要循序渐进的教学程序，我们这些从事算术数学的算术师也一样，从简单到复杂一点点的教导学生朋友过的吗？在你的教法中是否也是这样循序渐进，次第修学呢？啊，世尊回答说啊，佛陀的教法也是循序渐进，</w:t>
+        <w:t>[00:25:11.950] 那在中部有一部经叫算数师经，是目犍连经啊，有一天呢，一位叫做莫格兰的这个这个一个数学师啊，他来拜访佛陀。啊，他就问世尊说：朋友果德玛？就像建造这一间殿堂的时候，必须一层一层的往上盖，又像世间的各种学问都要循序渐进的教学程序，我们这些从事算术数学的算术师也一样，从简单到复杂一点点的教导学生朋友过的吗？在你的教法中是否也是这样循序渐进，次第修学呢？啊，世尊回答说啊，佛陀的教法也是循序渐进，</w:t>
       </w:r>
     </w:p>
     <w:p>
@@ -7037,7 +7037,7 @@
         <w:rPr>
           <w:b w:val="0"/>
         </w:rPr>
-        <w:t>[00:25:51.865] 次第修学的，犹如一名有经验的驯马师，他会按步骤慢慢的驯服一匹良种的马。当佛陀教导一个人时，他会按照这样的程序来进行训练，先让他成为一个持戒的人，持戒清净之后呢，那教他守护。五更，然后教导他呢，四肢具要知节量要知足。然后呢，教导他要日夜禅修，实行警务啊，再教导他呢，保持正念正知。然后呢，让他这个远离独处啊，</w:t>
+        <w:t>[00:25:51.865] 次第修学的，犹如一名有经验的驯马师，他会按步骤慢慢的驯服一匹良种的马。当佛陀教导一个人时，他会按照这样的程序来进行训练，先让他成为一个持戒的人，持戒清净之后呢，那教他守护根门，然后教导他呢，四资具要知节量、要知足。然后呢，教导他要日夜禅修，实行警寤啊，再教导他呢，保持正念正知。然后呢，让他这个远离独处啊，</w:t>
       </w:r>
     </w:p>
     <w:p>
@@ -7097,7 +7097,7 @@
         <w:rPr>
           <w:b w:val="0"/>
         </w:rPr>
-        <w:t>[00:28:13.105] 我能做什么呢？我如来只是指路人而已。那么这篇经文里面，佛陀很清楚的开始解脱之路呢，就如如走向。白射成必须每个人都要亲自的去走。否则无法得到解脱。啊，所以佛陀在法句呢，两百七十六句里面说到，说你们应当自己努力，如来只是指路人，勤修行的禅修者将能解脱摩罗的继父啊。所以啊啊，说一千道一万呢啊，再好的修行方法，再纯正的修行方法，我们自己不去修呢，它也是。啊万然了哦。</w:t>
+        <w:t>[00:28:13.105] 我能做什么呢？我如来只是指路人而已。那么这篇经文里面，佛陀很清楚的开始解脱之路呢，就如走向王舍城，必须每个人都要亲自去走。否则无法得到解脱。啊，所以佛陀在法句呢，两百七十六句里面说到，说你们应当自己努力，如来只是指路人，勤修行的禅修者将能解脱摩罗的继父啊。所以啊啊，说一千道一万呢啊，再好的修行方法，再纯正的修行方法，我们自己不去修呢，它也是。啊万然了哦。</w:t>
       </w:r>
     </w:p>
     <w:p>
@@ -7165,7 +7165,7 @@
         <w:rPr>
           <w:b w:val="0"/>
         </w:rPr>
-        <w:t>[00:33:40.440] 我称为叫，呃，以前给大家讲叫睁眼式神地和闭眼式神地。啊，睁眼四圣谛就是你，你在日常行立坐卧的时候，你就要用四圣谛来实践哦，闭眼四圣谛，你坐在那禅修。啊，修止修观啊，那个闭眼是圣谛。这两者都同样重要。</w:t>
+        <w:t>[00:33:40.440] 我称为叫，呃，以前给大家讲叫睁眼四圣谛和闭眼四圣谛。啊，睁眼四圣谛就是你，你在日常行立坐卧的时候，你就要用四圣谛来实践哦，闭眼四圣谛，你坐在那禅修。啊，修止修观啊，那个闭眼是圣谛。这两者都同样重要。</w:t>
       </w:r>
     </w:p>
     <w:p>
@@ -7180,7 +7180,7 @@
         <w:rPr>
           <w:b w:val="0"/>
         </w:rPr>
-        <w:t>[00:34:03.200] 真言四圣谛呢？简单来讲，说什么用呢？以四圣谛的角度看问题。以八正道的方式解决问题，怎么以四圣谛的角度看问题呢？就是到你面前的一切，全是果报，都是苦谛所摄，你自己也是，别人也是。啊。那碰到一个问题，不要用烦恼去对，而是呢，看到这是我的果报，这是什么原因呢？是极盛，是极圣地呀。啊，去找到原因，那想改变他呢？那先从改变自己开始。改变自己什么呢？改变自己的见解，改改变自己的正见，正思维，正语，正业，正明正精进，正念正定，喏。</w:t>
+        <w:t>[00:34:03.200] 真言四圣谛呢？简单来讲，说什么用呢？以四圣谛的角度看问题。以八正道的方式解决问题，怎么以四圣谛的角度看问题呢？就是到你面前的一切，全是果报，都是苦谛所摄，你自己也是，别人也是。啊。那碰到一个问题，不要用烦恼去对，而是呢，看到这是我的果报，这是什么原因呢？是集圣谛呀。啊，去找到原因，那想改变他呢？那先从改变自己开始。改变自己什么呢？改变自己的见解，改改变自己的正见，正思维，正语，正业、正命、正精进、正念、正定，喏。</w:t>
       </w:r>
     </w:p>
     <w:p>
@@ -7218,7 +7218,7 @@
         <w:rPr>
           <w:b w:val="0"/>
         </w:rPr>
-        <w:t>[00:46:49.640] 何谓导致苦灭之道圣谛呢？即八之圣道，也就是正见、正思维、正语、正业、正命、正精进、正念、正定。导致苦灭之道圣谛呢？这个八圣道啊。在佛陀在中部的小智解经中呢啊，他说八圣道的要素呢，就相当于。戒定慧。啊正语正业，正命呢就相当于是戒啊。正语正业，正命呢，相当于是借。然后正精进正念正定呢就相当于是定运好正见，正思维呢相当于是慧运。</w:t>
+        <w:t>[00:46:49.640] 何谓导致苦灭之道圣谛呢？即八支圣道，也就是正见、正思维、正语、正业、正命、正精进、正念、正定。导致苦灭之道圣谛呢？这个八圣道啊。在佛陀在中部的小智解经中呢啊，他说八圣道的要素呢，就相当于。戒定慧。啊正语正业，正命呢就相当于是戒啊。正语正业，正命呢，相当于是戒。然后正精进正念正定呢就相当于是定蕴；正见、正思维呢相当于是慧蕴。</w:t>
       </w:r>
     </w:p>
     <w:p>
@@ -7248,7 +7248,7 @@
         <w:rPr>
           <w:b w:val="0"/>
         </w:rPr>
-        <w:t>[00:49:02.140] 在这个这个经典里啊，有一个叫小问答经，小问答经呢是佛陀时代的这个啊，这个阿拉汉法师比丘尼啊。给她的前夫威萨克解释什么是八圣道啊？她给她的丈夫讲说，显有威萨卡并非圣八之圣道，包含三运，咸有维萨卡三运包含圣八支圣道。那么听了阿拉汉法师比丘尼的分析呢？佛陀对维萨卡讲说，维萨卡，如果你这样问我，我也同样这样回答你，就像法师比库尼回答你一样。所以修行观察到最后呢？当禅修者证悟涅槃的时候，八项圣道，八项圣道分担。都存在在他的心中。那是初次见的八圣道分。</w:t>
+        <w:t>[00:49:02.140] 在这个这个经典里啊，有一个叫小问答经，小问答经呢是佛陀时代的这个啊，这个阿罗汉法施比丘尼啊。给她的前夫毗舍佉解释什么是八圣道啊？她给她的丈夫讲说，贤友毗舍佉，并非圣八支圣道，包含三蕴，咸有维萨卡三运包含圣八支圣道。那么听了阿拉汉法师比丘尼的分析呢？佛陀对维萨卡讲说，维萨卡，如果你这样问我，我也同样这样回答你，就像法师比库尼回答你一样。所以修行观察到最后呢？当禅修者证悟涅槃的时候，八支圣道，八圣道分。都存在在他的心中。那是初次见的八圣道分。</w:t>
       </w:r>
     </w:p>
     <w:p>
@@ -7263,7 +7263,7 @@
         <w:rPr>
           <w:b w:val="0"/>
         </w:rPr>
-        <w:t>[00:49:51.480] 他了知涅槃是正见，将心投入涅槃是正思维，为了了知涅槃而付出的努力是正，精进对涅槃铭记不忘是正念，专注于涅槃是正定能造成邪与邪业邪命的烦恼都被倒置灭除。</w:t>
+        <w:t>[00:49:51.480] 他了知涅槃是正见，将心投入涅槃是正思维，为了了知涅槃而付出的努力是正，精进对涅槃铭记不忘是正念，专注于涅槃是正定能造成邪语、邪业、邪命的烦恼都被镇伏灭除。</w:t>
       </w:r>
     </w:p>
     <w:p>
@@ -7278,7 +7278,7 @@
         <w:rPr>
           <w:b w:val="0"/>
         </w:rPr>
-        <w:t>[00:50:07.980] 因此，正与正业，正命呢，也都与道置同时存在。那。</w:t>
+        <w:t>[00:50:07.980] 因此，正语、正业、正命呢，也都与道智同时存在。那。</w:t>
       </w:r>
     </w:p>
     <w:p>
@@ -10673,7 +10673,7 @@
         <w:rPr>
           <w:b w:val="0"/>
         </w:rPr>
-        <w:t>[00:01:33.100] 啊，大家可以去看那个迷琳达，请问经哈。啊，弥林达，请问经呢？</w:t>
+        <w:t>[00:01:33.100] 啊，大家可以去看那个《弥兰陀王问经》哈。啊，弥林达，请问经呢？</w:t>
       </w:r>
     </w:p>
     <w:p>
@@ -10688,7 +10688,7 @@
         <w:rPr>
           <w:b w:val="0"/>
         </w:rPr>
-        <w:t>[00:01:39.375] 弥林达王就问过这个龙君尊者这样的问题。啊，龙君尊者，</w:t>
+        <w:t>[00:01:39.375] 弥兰陀王就问过这个龙军尊者这样的问题。啊，龙君尊者，</w:t>
       </w:r>
     </w:p>
     <w:p>
@@ -10718,7 +10718,7 @@
         <w:rPr>
           <w:b w:val="0"/>
         </w:rPr>
-        <w:t>[00:02:44.825] 同样的，一个受过戒的人，一个持戒的人，他虽然有时候因为被烦恼所折服啊，然后呢，他不小心又犯了戒。但是他马上呢，会说回来，他觉得我不应该这样哦啊，他会提醒自己说，以后呢，不应该再犯啊，他会马上想着我要怎么去忏悔。而那个不受戒的人呢，他是无惭无愧的对吧，他觉得没有什么啊，就就大家都这么做啊啊呃，</w:t>
+        <w:t>[00:02:44.825] 同样的，一个受过戒的人，一个持戒的人，他虽然有时候因为被烦恼所折伏啊，然后呢，他不小心又犯了戒。但是他马上呢，会说回来，他觉得我不应该这样哦啊，他会提醒自己说，以后呢，不应该再犯啊，他会马上想着我要怎么去忏悔。而那个不受戒的人呢，他是无惭无愧的对吧，他觉得没有什么啊，就就大家都这么做啊啊呃，</w:t>
       </w:r>
     </w:p>
     <w:p>
@@ -10763,7 +10763,7 @@
         <w:rPr>
           <w:b w:val="0"/>
         </w:rPr>
-        <w:t>[00:03:45.300] 啊，我们讲到佛陀没有治居士的戒罪啊，居士哪怕是受居士十戒啊，犯了戒呢，只要在佛陀面前啊，在佛像面前啊，忏悔一下说我错了啊，我下次呢会改正啊，就可以了哦。</w:t>
+        <w:t>[00:03:45.300] 啊，我们讲到佛陀没有为居士制戒啊，居士哪怕是受居士十戒啊，犯了戒呢，只要在佛陀面前啊，在佛像面前啊，忏悔一下说我错了啊，我下次呢会改正啊，就可以了哦。</w:t>
       </w:r>
     </w:p>
     <w:p>
@@ -10793,7 +10793,7 @@
         <w:rPr>
           <w:b w:val="0"/>
         </w:rPr>
-        <w:t>[00:04:28.840] 如果未来大家有机会修名色法。你会看到。当你受完戒啊，比如说你皈依佛，皈依法，皈依僧，我这个不杀生，不偷盗，不邪淫，这种你的誓言啊，你跟佛陀啊，做出来的承诺啊，一结束你的心流就会有很大的改变。你的整个心的相续流就会变化。那么，如果是一个出家人呢？啊，你那叫得戒体呀。你整个生命相去流就变掉。好，那么只要你没有这个完全破戒，你的整个名色相气流就从此以后改变了。啊，所以这个戒是很厉害。</w:t>
+        <w:t>[00:04:28.840] 如果未来大家有机会修名色法。你会看到。当你受完戒啊，比如说你皈依佛，皈依法，皈依僧，我这个不杀生，不偷盗，不邪淫，这种你的誓言啊，你跟佛陀啊，做出来的承诺啊，一结束你的心流就会有很大的改变。你的整个心的相续流就会变化。那么，如果是一个出家人呢？啊，你那叫得戒体呀。你整个生命相续流就变掉。好，那么只要你没有这个完全破戒，你的整个名色相气流就从此以后改变了。啊，所以这个戒是很厉害。</w:t>
       </w:r>
     </w:p>
     <w:p>
